--- a/RG-SCSO_ASOC.docx
+++ b/RG-SCSO_ASOC.docx
@@ -1774,7 +1774,44 @@
           <w:i w:val="0"/>
           <w:sz w:val="22"/>
         </w:rPr>
-        <w:t>RQ1 asks whether relevance-modulated binarization improves held-out performance under a fixed computational budget; this subsection answers it directly. For each dataset, algorithm, and independent run we draw an outer stratified 80/20 split. The relevance prior, the search, and the cross-validated fitness are computed exclusively on the 80% training partition; the selected subset is evaluated once on the untouched 20% hold-out, on which a fresh k-NN classifier (standardized on the training partition) reports accuracy, so the relevance prior never has transductive access to the test labels. Table 2 reports held-out accuracy over all seven algorithms and 18 datasets, at a fixed evaluation budget of 15,000 fitness evaluations for every algorithm compared. RG-SCSO attains the best average Friedman rank (1.33, ahead of the second-placed AOA at 2.03; χ²=67.25, p &lt; 0.001). A Holm-corrected Wilcoxon signed-rank test across all pairwise comparisons gives RG-SCSO 64 significant wins, 1 loss, and 43 ties; the only close competitor is AOA, against which the advantage is genuine but moderate (median |d|=0.30), RG-SCSO still leading on mean accuracy. Over the 18 datasets the paired accuracy difference against AOA is +0.017 (95% bootstrap CI [+0.003, +0.034], excluding zero), confirming a small but consistent aggregate edge; against every other baseline the paired difference is larger (all 95% CIs excluding zero).</w:t>
+        <w:t xml:space="preserve">RQ1 asks whether relevance-modulated binarization improves held-out performance under a fixed computational budget; this subsection answers it directly. For each dataset, algorithm, and independent run we draw an outer stratified 80/20 split. The relevance prior, the search, and the cross-validated fitness are computed exclusively on the 80% training partition; the selected subset is evaluated once on the untouched 20% hold-out, on which a fresh k-NN classifier (standardized on the training partition) reports accuracy, so the relevance prior never has transductive access to the test labels. Table 2 reports held-out accuracy over all seven algorithms and 18 datasets, at a fixed evaluation budget of 15,000 fitness evaluations for every algorithm compared. RG-SCSO attains the best average Friedman rank (1.33, ahead of the second-placed AOA at 2.03; </w:t>
+      </w:r>
+      <m:oMath>
+        <m:sSup>
+          <m:e>
+            <m:r>
+              <w:rPr>
+                <w:sz w:val="22"/>
+                <w:szCs w:val="22"/>
+              </w:rPr>
+              <m:t xml:space="preserve">χ</m:t>
+            </m:r>
+          </m:e>
+          <m:sup>
+            <m:r>
+              <w:rPr>
+                <w:sz w:val="22"/>
+                <w:szCs w:val="22"/>
+              </w:rPr>
+              <m:t xml:space="preserve">2</m:t>
+            </m:r>
+          </m:sup>
+        </m:sSup>
+        <m:r>
+          <w:rPr>
+            <w:sz w:val="22"/>
+            <w:szCs w:val="22"/>
+          </w:rPr>
+          <m:t xml:space="preserve">=67.25</m:t>
+        </m:r>
+      </m:oMath>
+      <w:r>
+        <w:rPr>
+          <w:rFonts w:ascii="Times New Roman" w:hAnsi="Times New Roman" w:cs="Times New Roman" w:eastAsia="Times New Roman"/>
+          <w:i w:val="0"/>
+          <w:sz w:val="22"/>
+        </w:rPr>
+        <w:t>, p &lt; 0.001). A Holm-corrected Wilcoxon signed-rank test across all pairwise comparisons gives RG-SCSO 64 significant wins, 1 loss, and 43 ties; the only close competitor is AOA, against which the advantage is genuine but moderate (median |d|=0.30), RG-SCSO still leading on mean accuracy. Over the 18 datasets the paired accuracy difference against AOA is +0.017 (95% bootstrap CI [+0.003, +0.034], excluding zero), confirming a small but consistent aggregate edge; against every other baseline the paired difference is larger (all 95% CIs excluding zero).</w:t>
       </w:r>
     </w:p>
     <w:p>
@@ -4814,7 +4851,23 @@
           <w:rFonts w:ascii="Times New Roman" w:hAnsi="Times New Roman" w:cs="Times New Roman" w:eastAsia="Times New Roman"/>
           <w:sz w:val="17"/>
         </w:rPr>
-        <w:t>Fig. 3. Critical-difference (Nemenyi) diagram at α=0.05 over the held-out ranking (Table 2); algorithms not joined by a bar differ significantly in mean held-out rank.</w:t>
+        <w:t xml:space="preserve">Fig. 3. Critical-difference (Nemenyi) diagram at </w:t>
+      </w:r>
+      <m:oMath>
+        <m:r>
+          <w:rPr>
+            <w:sz w:val="22"/>
+            <w:szCs w:val="22"/>
+          </w:rPr>
+          <m:t xml:space="preserve">α=0.05</m:t>
+        </m:r>
+      </m:oMath>
+      <w:r>
+        <w:rPr>
+          <w:rFonts w:ascii="Times New Roman" w:hAnsi="Times New Roman" w:cs="Times New Roman" w:eastAsia="Times New Roman"/>
+          <w:sz w:val="17"/>
+        </w:rPr>
+        <w:t xml:space="preserve"> over the held-out ranking (Table 2); algorithms not joined by a bar differ significantly in mean held-out rank.</w:t>
       </w:r>
     </w:p>
     <w:p>
@@ -5841,7 +5894,75 @@
           <w:i w:val="0"/>
           <w:sz w:val="22"/>
         </w:rPr>
-        <w:t>The 0.5 preferred-bit threshold that separates preferred from disfavored bits (Methods) is a convenience, not a theoretically grounded neutral point. This sweep (τ in {0.4, 0.5, 0.6}, 30 independent runs per cell, same protocol and datasets as the main ablation) tests whether that choice is at least empirically reasonable. No single τ dominates uniformly: τ=0.5, the value deployed throughout this paper, attains the highest accuracy on two of five datasets; mean selected-feature count falls monotonically as τ increases on every dataset, at a modest, dataset-dependent, non-uniform accuracy cost.</w:t>
+        <w:t>The 0.5 preferred-bit threshold that separates preferred from disfavored bits (Methods) is a convenience, not a theoretically grounded neutral point. This sweep (</w:t>
+      </w:r>
+      <m:oMath>
+        <m:r>
+          <w:rPr>
+            <w:sz w:val="22"/>
+            <w:szCs w:val="22"/>
+          </w:rPr>
+          <m:t xml:space="preserve">τ</m:t>
+        </m:r>
+      </m:oMath>
+      <w:r>
+        <w:rPr>
+          <w:rFonts w:ascii="Times New Roman" w:hAnsi="Times New Roman" w:cs="Times New Roman" w:eastAsia="Times New Roman"/>
+          <w:i w:val="0"/>
+          <w:sz w:val="22"/>
+        </w:rPr>
+        <w:t xml:space="preserve"> in {0.4, 0.5, 0.6}, 30 independent runs per cell, same protocol and datasets as the main ablation) tests whether that choice is at least empirically reasonable. No single </w:t>
+      </w:r>
+      <m:oMath>
+        <m:r>
+          <w:rPr>
+            <w:sz w:val="22"/>
+            <w:szCs w:val="22"/>
+          </w:rPr>
+          <m:t xml:space="preserve">τ</m:t>
+        </m:r>
+      </m:oMath>
+      <w:r>
+        <w:rPr>
+          <w:rFonts w:ascii="Times New Roman" w:hAnsi="Times New Roman" w:cs="Times New Roman" w:eastAsia="Times New Roman"/>
+          <w:i w:val="0"/>
+          <w:sz w:val="22"/>
+        </w:rPr>
+        <w:t xml:space="preserve"> dominates uniformly: </w:t>
+      </w:r>
+      <m:oMath>
+        <m:r>
+          <w:rPr>
+            <w:sz w:val="22"/>
+            <w:szCs w:val="22"/>
+          </w:rPr>
+          <m:t xml:space="preserve">τ=0.5</m:t>
+        </m:r>
+      </m:oMath>
+      <w:r>
+        <w:rPr>
+          <w:rFonts w:ascii="Times New Roman" w:hAnsi="Times New Roman" w:cs="Times New Roman" w:eastAsia="Times New Roman"/>
+          <w:i w:val="0"/>
+          <w:sz w:val="22"/>
+        </w:rPr>
+        <w:t xml:space="preserve">, the value deployed throughout this paper, attains the highest accuracy on two of five datasets; mean selected-feature count falls monotonically as </w:t>
+      </w:r>
+      <m:oMath>
+        <m:r>
+          <w:rPr>
+            <w:sz w:val="22"/>
+            <w:szCs w:val="22"/>
+          </w:rPr>
+          <m:t xml:space="preserve">τ</m:t>
+        </m:r>
+      </m:oMath>
+      <w:r>
+        <w:rPr>
+          <w:rFonts w:ascii="Times New Roman" w:hAnsi="Times New Roman" w:cs="Times New Roman" w:eastAsia="Times New Roman"/>
+          <w:i w:val="0"/>
+          <w:sz w:val="22"/>
+        </w:rPr>
+        <w:t xml:space="preserve"> increases on every dataset, at a modest, dataset-dependent, non-uniform accuracy cost.</w:t>
       </w:r>
     </w:p>
     <w:p>
@@ -5908,14 +6029,15 @@
             </w:tcBorders>
           </w:tcPr>
           <w:p>
-            <w:r>
-              <w:rPr>
-                <w:rFonts w:ascii="Times New Roman" w:hAnsi="Times New Roman" w:cs="Times New Roman" w:eastAsia="Times New Roman"/>
-                <w:b/>
-                <w:sz w:val="16"/>
-              </w:rPr>
-              <w:t>τ</w:t>
-            </w:r>
+            <m:oMath>
+              <m:r>
+                <w:rPr>
+                  <w:sz w:val="22"/>
+                  <w:szCs w:val="22"/>
+                </w:rPr>
+                <m:t xml:space="preserve">τ</m:t>
+              </m:r>
+            </m:oMath>
           </w:p>
         </w:tc>
         <w:tc>
@@ -7058,7 +7180,71 @@
           <w:rFonts w:ascii="Times New Roman" w:hAnsi="Times New Roman" w:cs="Times New Roman" w:eastAsia="Times New Roman"/>
           <w:sz w:val="18"/>
         </w:rPr>
-        <w:t>Table 5 Threshold sensitivity (τ in {0.4, 0.5, 0.6} replacing the fixed 0.5 preferred-bit threshold; 30 independent runs per cell, same protocol and datasets as the main ablation). Highest accuracy per dataset in bold. No single τ dominates uniformly: τ=0.5, the value deployed throughout this paper, attains the highest accuracy on two of five datasets; mean selected-feature count falls monotonically as τ increases on every dataset, at a modest, dataset-dependent, non-uniform accuracy cost. Phi is the Nogueira stability index.</w:t>
+        <w:t>Table 5 Threshold sensitivity (</w:t>
+      </w:r>
+      <m:oMath>
+        <m:r>
+          <w:rPr>
+            <w:sz w:val="22"/>
+            <w:szCs w:val="22"/>
+          </w:rPr>
+          <m:t xml:space="preserve">τ</m:t>
+        </m:r>
+      </m:oMath>
+      <w:r>
+        <w:rPr>
+          <w:rFonts w:ascii="Times New Roman" w:hAnsi="Times New Roman" w:cs="Times New Roman" w:eastAsia="Times New Roman"/>
+          <w:sz w:val="18"/>
+        </w:rPr>
+        <w:t xml:space="preserve"> in {0.4, 0.5, 0.6} replacing the fixed 0.5 preferred-bit threshold; 30 independent runs per cell, same protocol and datasets as the main ablation). Highest accuracy per dataset in bold. No single </w:t>
+      </w:r>
+      <m:oMath>
+        <m:r>
+          <w:rPr>
+            <w:sz w:val="22"/>
+            <w:szCs w:val="22"/>
+          </w:rPr>
+          <m:t xml:space="preserve">τ</m:t>
+        </m:r>
+      </m:oMath>
+      <w:r>
+        <w:rPr>
+          <w:rFonts w:ascii="Times New Roman" w:hAnsi="Times New Roman" w:cs="Times New Roman" w:eastAsia="Times New Roman"/>
+          <w:sz w:val="18"/>
+        </w:rPr>
+        <w:t xml:space="preserve"> dominates uniformly: </w:t>
+      </w:r>
+      <m:oMath>
+        <m:r>
+          <w:rPr>
+            <w:sz w:val="22"/>
+            <w:szCs w:val="22"/>
+          </w:rPr>
+          <m:t xml:space="preserve">τ=0.5</m:t>
+        </m:r>
+      </m:oMath>
+      <w:r>
+        <w:rPr>
+          <w:rFonts w:ascii="Times New Roman" w:hAnsi="Times New Roman" w:cs="Times New Roman" w:eastAsia="Times New Roman"/>
+          <w:sz w:val="18"/>
+        </w:rPr>
+        <w:t xml:space="preserve">, the value deployed throughout this paper, attains the highest accuracy on two of five datasets; mean selected-feature count falls monotonically as </w:t>
+      </w:r>
+      <m:oMath>
+        <m:r>
+          <w:rPr>
+            <w:sz w:val="22"/>
+            <w:szCs w:val="22"/>
+          </w:rPr>
+          <m:t xml:space="preserve">τ</m:t>
+        </m:r>
+      </m:oMath>
+      <w:r>
+        <w:rPr>
+          <w:rFonts w:ascii="Times New Roman" w:hAnsi="Times New Roman" w:cs="Times New Roman" w:eastAsia="Times New Roman"/>
+          <w:sz w:val="18"/>
+        </w:rPr>
+        <w:t xml:space="preserve"> increases on every dataset, at a modest, dataset-dependent, non-uniform accuracy cost. Phi is the Nogueira stability index.</w:t>
       </w:r>
     </w:p>
     <w:p>
@@ -7135,7 +7321,87 @@
           <w:rFonts w:ascii="Times New Roman" w:hAnsi="Times New Roman" w:cs="Times New Roman" w:eastAsia="Times New Roman"/>
           <w:sz w:val="17"/>
         </w:rPr>
-        <w:t>Fig. 8. Mean held-out accuracy (color) and mean number of selected features (in parentheses) across the three preferred-bit thresholds tested (τ in {0.4, 0.5, 0.6}), one row per dataset. Accuracy is essentially flat across thresholds on every dataset (largest swing 0.011, ColonCancer τ=0.4 vs. τ=0.5), while the selected-feature count falls monotonically as τ increases on all five datasets, confirming τ=0.5 is not a fragile choice.</w:t>
+        <w:t xml:space="preserve">Fig. 8. Mean held-out accuracy (color) and mean number of selected features (in parentheses) across the three preferred-bit thresholds tested (</w:t>
+      </w:r>
+      <m:oMath>
+        <m:r>
+          <w:rPr>
+            <w:sz w:val="22"/>
+            <w:szCs w:val="22"/>
+          </w:rPr>
+          <m:t xml:space="preserve">τ</m:t>
+        </m:r>
+      </m:oMath>
+      <w:r>
+        <w:rPr>
+          <w:rFonts w:ascii="Times New Roman" w:hAnsi="Times New Roman" w:cs="Times New Roman" w:eastAsia="Times New Roman"/>
+          <w:sz w:val="17"/>
+        </w:rPr>
+        <w:t xml:space="preserve"> in {0.4, 0.5, 0.6}), one row per dataset. Accuracy is essentially flat across thresholds on every dataset (largest swing 0.011, ColonCancer </w:t>
+      </w:r>
+      <m:oMath>
+        <m:r>
+          <w:rPr>
+            <w:sz w:val="22"/>
+            <w:szCs w:val="22"/>
+          </w:rPr>
+          <m:t xml:space="preserve">τ=0.4</m:t>
+        </m:r>
+      </m:oMath>
+      <w:r>
+        <w:rPr>
+          <w:rFonts w:ascii="Times New Roman" w:hAnsi="Times New Roman" w:cs="Times New Roman" w:eastAsia="Times New Roman"/>
+          <w:sz w:val="17"/>
+        </w:rPr>
+        <w:t xml:space="preserve"> vs</w:t>
+      </w:r>
+      <m:oMath>
+        <m:r>
+          <w:rPr>
+            <w:sz w:val="22"/>
+            <w:szCs w:val="22"/>
+          </w:rPr>
+          <m:t xml:space="preserve">. τ=0.5)</m:t>
+        </m:r>
+      </m:oMath>
+      <w:r>
+        <w:rPr>
+          <w:rFonts w:ascii="Times New Roman" w:hAnsi="Times New Roman" w:cs="Times New Roman" w:eastAsia="Times New Roman"/>
+          <w:sz w:val="17"/>
+        </w:rPr>
+        <w:t xml:space="preserve">, while the selected-feature count falls monotonically as </w:t>
+      </w:r>
+      <m:oMath>
+        <m:r>
+          <w:rPr>
+            <w:sz w:val="22"/>
+            <w:szCs w:val="22"/>
+          </w:rPr>
+          <m:t xml:space="preserve">τ</m:t>
+        </m:r>
+      </m:oMath>
+      <w:r>
+        <w:rPr>
+          <w:rFonts w:ascii="Times New Roman" w:hAnsi="Times New Roman" w:cs="Times New Roman" w:eastAsia="Times New Roman"/>
+          <w:sz w:val="17"/>
+        </w:rPr>
+        <w:t xml:space="preserve"> increases on all five datasets, confirming </w:t>
+      </w:r>
+      <m:oMath>
+        <m:r>
+          <w:rPr>
+            <w:sz w:val="22"/>
+            <w:szCs w:val="22"/>
+          </w:rPr>
+          <m:t xml:space="preserve">τ=0.5</m:t>
+        </m:r>
+      </m:oMath>
+      <w:r>
+        <w:rPr>
+          <w:rFonts w:ascii="Times New Roman" w:hAnsi="Times New Roman" w:cs="Times New Roman" w:eastAsia="Times New Roman"/>
+          <w:sz w:val="17"/>
+        </w:rPr>
+        <w:t xml:space="preserve"> is not a fragile choice.</w:t>
       </w:r>
     </w:p>
     <w:p>
@@ -10172,7 +10438,24 @@
           <w:i w:val="0"/>
           <w:sz w:val="22"/>
         </w:rPr>
-        <w:t>Several boundaries delimit what these results establish. RG-SCSO inherits SCSO's continuous search dynamics unchanged, and the RMS rule carries a risk of its own: bias the flip probability too strongly and confidently classified bits can freeze in place, draining population diversity. We measured this directly rather than assuming it away: at an aggressive stress-test bias the risk is real and grows with dimensionality, but the conservative γ=0.5 this paper deploys keeps the frozen-bit fraction below 1.1% throughout the run on every dataset tested. We also tested whether UMR's benefit specifically requires targeting relevance-uncertain features, or only the extra evaluation budget it spends, by replacing its targeted K-feature selection with K uniformly random features at matched NFE (Supplementary Information). This untargeted control significantly outperforms targeted UMR on both accuracy and feature count on the two gene-expression datasets, where UMR's contribution is largest (ColonCancer: 90.6% vs. 88.1% accuracy, 214 vs. 563 features; Leukemia: 423 vs. 940 features at statistically indistinguishable accuracy), and ties it on the other three. UMR's value over no memetic step at all remains real (Table 4); on the datasets where that value is largest, however, it does not depend on targeting relevance-uncertain features specifically, a more modest claim than "uncertainty-targeted" on its own implies. The relevance field is built from a single filter statistic. Swapping in a ReliefF prior exposes a genuine limitation rather than confirming the mechanism: the parsimony advantage disappears entirely (Supplementary Information). RG-SCSO's compactness therefore depends on a prior that drives uninformative features below the neutral point, not on the mere presence of a relevance signal. This dependence, together with the O(dn log n) one-time cost of the mutual-information prior amortized against the wrapper's N+K per-iteration evaluations, is why the scalability claim is scoped to the wrapper cost dominating overall runtime as feature dimensionality grows (full per-dataset wall-clock cost is in Supplementary Information) rather than to any runtime advantage over same-budget baselines, which we do not claim.</w:t>
+        <w:t xml:space="preserve">Several boundaries delimit what these results establish. RG-SCSO inherits SCSO's continuous search dynamics unchanged, and the RMS rule carries a risk of its own: bias the flip probability too strongly and confidently classified bits can freeze in place, draining population diversity. We measured this directly rather than assuming it away: at an aggressive stress-test bias the risk is real and grows with dimensionality, but the conservative </w:t>
+      </w:r>
+      <m:oMath>
+        <m:r>
+          <w:rPr>
+            <w:sz w:val="22"/>
+            <w:szCs w:val="22"/>
+          </w:rPr>
+          <m:t xml:space="preserve">γ=0.5</m:t>
+        </m:r>
+      </m:oMath>
+      <w:r>
+        <w:rPr>
+          <w:rFonts w:ascii="Times New Roman" w:hAnsi="Times New Roman" w:cs="Times New Roman" w:eastAsia="Times New Roman"/>
+          <w:i w:val="0"/>
+          <w:sz w:val="22"/>
+        </w:rPr>
+        <w:t xml:space="preserve"> this paper deploys keeps the frozen-bit fraction below 1.1% throughout the run on every dataset tested. We also tested whether UMR's benefit specifically requires targeting relevance-uncertain features, or only the extra evaluation budget it spends, by replacing its targeted K-feature selection with K uniformly random features at matched NFE (Supplementary Information). This untargeted control significantly outperforms targeted UMR on both accuracy and feature count on the two gene-expression datasets, where UMR's contribution is largest (ColonCancer: 90.6% vs. 88.1% accuracy, 214 vs. 563 features; Leukemia: 423 vs. 940 features at statistically indistinguishable accuracy), and ties it on the other three. UMR's value over no memetic step at all remains real (Table 4); on the datasets where that value is largest, however, it does not depend on targeting relevance-uncertain features specifically, a more modest claim than "uncertainty-targeted" on its own implies. The relevance field is built from a single filter statistic. Swapping in a ReliefF prior exposes a genuine limitation rather than confirming the mechanism: the parsimony advantage disappears entirely (Supplementary Information). RG-SCSO's compactness therefore depends on a prior that drives uninformative features below the neutral point, not on the mere presence of a relevance signal. This dependence, together with the O(dn log n) one-time cost of the mutual-information prior amortized against the wrapper's N+K per-iteration evaluations, is why the scalability claim is scoped to the wrapper cost dominating overall runtime as feature dimensionality grows (full per-dataset wall-clock cost is in Supplementary Information) rather than to any runtime advantage over same-budget baselines, which we do not claim.</w:t>
       </w:r>
     </w:p>
     <w:p>
@@ -10443,7 +10726,41 @@
           <w:i w:val="0"/>
           <w:sz w:val="22"/>
         </w:rPr>
-        <w:t>In practical terms, RG-SCSO is a drop-in replacement for the binarization step of any SCSO-based wrapper, adding only a small, fixed set of hyperparameters (the modulation strength γ, the preferred-bit threshold τ, and the memetic budget K) that this paper shows are not fragile choices; its main practical payoff is a smaller, cheaper-to-store and cheaper-to-deploy feature subset at accuracy that matches or exceeds the swarm-based selectors it was compared against.</w:t>
+        <w:t xml:space="preserve">In practical terms, RG-SCSO is a drop-in replacement for the binarization step of any SCSO-based wrapper, adding only a small, fixed set of hyperparameters (the modulation strength </w:t>
+      </w:r>
+      <m:oMath>
+        <m:r>
+          <w:rPr>
+            <w:sz w:val="22"/>
+            <w:szCs w:val="22"/>
+          </w:rPr>
+          <m:t xml:space="preserve">γ</m:t>
+        </m:r>
+      </m:oMath>
+      <w:r>
+        <w:rPr>
+          <w:rFonts w:ascii="Times New Roman" w:hAnsi="Times New Roman" w:cs="Times New Roman" w:eastAsia="Times New Roman"/>
+          <w:i w:val="0"/>
+          <w:sz w:val="22"/>
+        </w:rPr>
+        <w:t xml:space="preserve">, the preferred-bit threshold </w:t>
+      </w:r>
+      <m:oMath>
+        <m:r>
+          <w:rPr>
+            <w:sz w:val="22"/>
+            <w:szCs w:val="22"/>
+          </w:rPr>
+          <m:t xml:space="preserve">τ</m:t>
+        </m:r>
+      </m:oMath>
+      <w:r>
+        <w:rPr>
+          <w:rFonts w:ascii="Times New Roman" w:hAnsi="Times New Roman" w:cs="Times New Roman" w:eastAsia="Times New Roman"/>
+          <w:i w:val="0"/>
+          <w:sz w:val="22"/>
+        </w:rPr>
+        <w:t>, and the memetic budget K) that this paper shows are not fragile choices; its main practical payoff is a smaller, cheaper-to-store and cheaper-to-deploy feature subset at accuracy that matches or exceeds the swarm-based selectors it was compared against.</w:t>
       </w:r>
     </w:p>
     <w:p>
@@ -11008,7 +11325,23 @@
                 <w:rFonts w:ascii="Times New Roman" w:hAnsi="Times New Roman" w:cs="Times New Roman" w:eastAsia="Times New Roman"/>
                 <w:sz w:val="16"/>
               </w:rPr>
-              <w:t>Base/unmodulated continuous-to-binary transfer function, T: R → [0,1] (Lemma 1, Proposition 2; NOT RG-SCSO's own flip probability, which is p</w:t>
+              <w:t xml:space="preserve">Base/unmodulated continuous-to-binary transfer function, T: R </w:t>
+            </w:r>
+            <m:oMath>
+              <m:r>
+                <w:rPr>
+                  <w:sz w:val="22"/>
+                  <w:szCs w:val="22"/>
+                </w:rPr>
+                <m:t xml:space="preserve">→ [0,1]</m:t>
+              </m:r>
+            </m:oMath>
+            <w:r>
+              <w:rPr>
+                <w:rFonts w:ascii="Times New Roman" w:hAnsi="Times New Roman" w:cs="Times New Roman" w:eastAsia="Times New Roman"/>
+                <w:sz w:val="16"/>
+              </w:rPr>
+              <w:t xml:space="preserve"> (Lemma 1, Proposition 2; NOT RG-SCSO's own flip probability, which is p</w:t>
             </w:r>
             <w:r>
               <w:rPr>
@@ -11328,23 +11661,37 @@
                 <w:rFonts w:ascii="Times New Roman" w:hAnsi="Times New Roman" w:cs="Times New Roman" w:eastAsia="Times New Roman"/>
                 <w:sz w:val="16"/>
               </w:rPr>
-              <w:t>Relevance score of feature j, ρ</w:t>
-            </w:r>
-            <w:r>
-              <w:rPr>
-                <w:rFonts w:ascii="Times New Roman" w:hAnsi="Times New Roman" w:cs="Times New Roman" w:eastAsia="Times New Roman"/>
-                <w:sz w:val="16"/>
-                <w:vertAlign w:val="subscript"/>
-              </w:rPr>
-              <w:t>j</w:t>
-            </w:r>
-            <w:r>
-              <w:rPr>
-                <w:rFonts w:ascii="Times New Roman" w:hAnsi="Times New Roman" w:cs="Times New Roman" w:eastAsia="Times New Roman"/>
-                <w:sz w:val="16"/>
-              </w:rPr>
-              <w:t xml:space="preserve"> ∈ [0,1]</w:t>
-            </w:r>
+              <w:t xml:space="preserve">Relevance score of feature j, </w:t>
+            </w:r>
+            <m:oMath>
+              <m:sSub>
+                <m:e>
+                  <m:r>
+                    <w:rPr>
+                      <w:sz w:val="22"/>
+                      <w:szCs w:val="22"/>
+                    </w:rPr>
+                    <m:t xml:space="preserve">ρ</m:t>
+                  </m:r>
+                </m:e>
+                <m:sub>
+                  <m:r>
+                    <w:rPr>
+                      <w:sz w:val="22"/>
+                      <w:szCs w:val="22"/>
+                    </w:rPr>
+                    <m:t xml:space="preserve">j</m:t>
+                  </m:r>
+                </m:sub>
+              </m:sSub>
+              <m:r>
+                <w:rPr>
+                  <w:sz w:val="22"/>
+                  <w:szCs w:val="22"/>
+                </w:rPr>
+                <m:t xml:space="preserve"> ∈ [0,1]</m:t>
+              </m:r>
+            </m:oMath>
           </w:p>
         </w:tc>
       </w:tr>
@@ -11388,23 +11735,44 @@
                 <w:rFonts w:ascii="Times New Roman" w:hAnsi="Times New Roman" w:cs="Times New Roman" w:eastAsia="Times New Roman"/>
                 <w:sz w:val="16"/>
               </w:rPr>
-              <w:t>Preferred bit value for feature j, 1[ρ</w:t>
-            </w:r>
-            <w:r>
-              <w:rPr>
-                <w:rFonts w:ascii="Times New Roman" w:hAnsi="Times New Roman" w:cs="Times New Roman" w:eastAsia="Times New Roman"/>
-                <w:sz w:val="16"/>
-                <w:vertAlign w:val="subscript"/>
-              </w:rPr>
-              <w:t>j</w:t>
-            </w:r>
-            <w:r>
-              <w:rPr>
-                <w:rFonts w:ascii="Times New Roman" w:hAnsi="Times New Roman" w:cs="Times New Roman" w:eastAsia="Times New Roman"/>
-                <w:sz w:val="16"/>
-              </w:rPr>
-              <w:t xml:space="preserve"> &gt; 0.5]</w:t>
-            </w:r>
+              <w:t xml:space="preserve">Preferred bit value for feature j, </w:t>
+            </w:r>
+            <m:oMath>
+              <m:r>
+                <w:rPr>
+                  <w:sz w:val="22"/>
+                  <w:szCs w:val="22"/>
+                </w:rPr>
+                <m:t xml:space="preserve">1[</m:t>
+              </m:r>
+              <m:sSub>
+                <m:e>
+                  <m:r>
+                    <w:rPr>
+                      <w:sz w:val="22"/>
+                      <w:szCs w:val="22"/>
+                    </w:rPr>
+                    <m:t xml:space="preserve">ρ</m:t>
+                  </m:r>
+                </m:e>
+                <m:sub>
+                  <m:r>
+                    <w:rPr>
+                      <w:sz w:val="22"/>
+                      <w:szCs w:val="22"/>
+                    </w:rPr>
+                    <m:t xml:space="preserve">j</m:t>
+                  </m:r>
+                </m:sub>
+              </m:sSub>
+              <m:r>
+                <w:rPr>
+                  <w:sz w:val="22"/>
+                  <w:szCs w:val="22"/>
+                </w:rPr>
+                <m:t xml:space="preserve"> &gt; 0.5]</m:t>
+              </m:r>
+            </m:oMath>
           </w:p>
         </w:tc>
       </w:tr>
@@ -11448,38 +11816,64 @@
                 <w:rFonts w:ascii="Times New Roman" w:hAnsi="Times New Roman" w:cs="Times New Roman" w:eastAsia="Times New Roman"/>
                 <w:sz w:val="16"/>
               </w:rPr>
-              <w:t>Modulation strength, s</w:t>
-            </w:r>
-            <w:r>
-              <w:rPr>
-                <w:rFonts w:ascii="Times New Roman" w:hAnsi="Times New Roman" w:cs="Times New Roman" w:eastAsia="Times New Roman"/>
-                <w:sz w:val="16"/>
-                <w:vertAlign w:val="subscript"/>
-              </w:rPr>
-              <w:t>j</w:t>
-            </w:r>
-            <w:r>
-              <w:rPr>
-                <w:rFonts w:ascii="Times New Roman" w:hAnsi="Times New Roman" w:cs="Times New Roman" w:eastAsia="Times New Roman"/>
-                <w:sz w:val="16"/>
-              </w:rPr>
-              <w:t xml:space="preserve"> = 2|ρ</w:t>
-            </w:r>
-            <w:r>
-              <w:rPr>
-                <w:rFonts w:ascii="Times New Roman" w:hAnsi="Times New Roman" w:cs="Times New Roman" w:eastAsia="Times New Roman"/>
-                <w:sz w:val="16"/>
-                <w:vertAlign w:val="subscript"/>
-              </w:rPr>
-              <w:t>j</w:t>
-            </w:r>
-            <w:r>
-              <w:rPr>
-                <w:rFonts w:ascii="Times New Roman" w:hAnsi="Times New Roman" w:cs="Times New Roman" w:eastAsia="Times New Roman"/>
-                <w:sz w:val="16"/>
-              </w:rPr>
-              <w:t xml:space="preserve"> − 0.5| ∈ [0,1]</w:t>
-            </w:r>
+              <w:t xml:space="preserve">Modulation strength, </w:t>
+            </w:r>
+            <m:oMath>
+              <m:sSub>
+                <m:e>
+                  <m:r>
+                    <w:rPr>
+                      <w:sz w:val="22"/>
+                      <w:szCs w:val="22"/>
+                    </w:rPr>
+                    <m:t xml:space="preserve">s</m:t>
+                  </m:r>
+                </m:e>
+                <m:sub>
+                  <m:r>
+                    <w:rPr>
+                      <w:sz w:val="22"/>
+                      <w:szCs w:val="22"/>
+                    </w:rPr>
+                    <m:t xml:space="preserve">j</m:t>
+                  </m:r>
+                </m:sub>
+              </m:sSub>
+              <m:r>
+                <w:rPr>
+                  <w:sz w:val="22"/>
+                  <w:szCs w:val="22"/>
+                </w:rPr>
+                <m:t xml:space="preserve"> = 2|</m:t>
+              </m:r>
+              <m:sSub>
+                <m:e>
+                  <m:r>
+                    <w:rPr>
+                      <w:sz w:val="22"/>
+                      <w:szCs w:val="22"/>
+                    </w:rPr>
+                    <m:t xml:space="preserve">ρ</m:t>
+                  </m:r>
+                </m:e>
+                <m:sub>
+                  <m:r>
+                    <w:rPr>
+                      <w:sz w:val="22"/>
+                      <w:szCs w:val="22"/>
+                    </w:rPr>
+                    <m:t xml:space="preserve">j</m:t>
+                  </m:r>
+                </m:sub>
+              </m:sSub>
+              <m:r>
+                <w:rPr>
+                  <w:sz w:val="22"/>
+                  <w:szCs w:val="22"/>
+                </w:rPr>
+                <m:t xml:space="preserve"> − 0.5| ∈ [0,1]</m:t>
+              </m:r>
+            </m:oMath>
           </w:p>
         </w:tc>
       </w:tr>
@@ -11945,7 +12339,23 @@
                 <w:rFonts w:ascii="Times New Roman" w:hAnsi="Times New Roman" w:cs="Times New Roman" w:eastAsia="Times New Roman"/>
                 <w:sz w:val="16"/>
               </w:rPr>
-              <w:t>Total fitness-evaluation budget, pop_size × max_iter</w:t>
+              <w:t xml:space="preserve">Total fitness-evaluation budget, pop_size </w:t>
+            </w:r>
+            <m:oMath>
+              <m:r>
+                <w:rPr>
+                  <w:sz w:val="22"/>
+                  <w:szCs w:val="22"/>
+                </w:rPr>
+                <m:t xml:space="preserve">×</m:t>
+              </m:r>
+            </m:oMath>
+            <w:r>
+              <w:rPr>
+                <w:rFonts w:ascii="Times New Roman" w:hAnsi="Times New Roman" w:cs="Times New Roman" w:eastAsia="Times New Roman"/>
+                <w:sz w:val="16"/>
+              </w:rPr>
+              <w:t xml:space="preserve"> max_iter</w:t>
             </w:r>
           </w:p>
         </w:tc>
@@ -11992,7 +12402,23 @@
           <w:rFonts w:ascii="Times New Roman" w:hAnsi="Times New Roman" w:cs="Times New Roman" w:eastAsia="Times New Roman"/>
           <w:sz w:val="18"/>
         </w:rPr>
-        <w:t>Table 8 Notation used in Methods, compiled for reference. T_max (maximum iteration count, used in the SCSO sensitivity-range formula) and T(·) (the continuous-to-binary transfer function used throughout the washout subsection) are kept as distinct symbols to avoid the overloading that a single bare T would otherwise cause.</w:t>
+        <w:t xml:space="preserve">Table 8 Notation used in Methods, compiled for reference. T_max (maximum iteration count, used in the SCSO sensitivity-range formula) and </w:t>
+      </w:r>
+      <m:oMath>
+        <m:r>
+          <w:rPr>
+            <w:sz w:val="22"/>
+            <w:szCs w:val="22"/>
+          </w:rPr>
+          <m:t xml:space="preserve">T(·)</m:t>
+        </m:r>
+      </m:oMath>
+      <w:r>
+        <w:rPr>
+          <w:rFonts w:ascii="Times New Roman" w:hAnsi="Times New Roman" w:cs="Times New Roman" w:eastAsia="Times New Roman"/>
+          <w:sz w:val="18"/>
+        </w:rPr>
+        <w:t xml:space="preserve"> (the continuous-to-binary transfer function used throughout the washout subsection) are kept as distinct symbols to avoid the overloading that a single bare T would otherwise cause.</w:t>
       </w:r>
     </w:p>
     <w:p>
@@ -14112,7 +14538,58 @@
           <w:i w:val="0"/>
           <w:sz w:val="22"/>
         </w:rPr>
-        <w:t>where Acc(b) is the stratified 5-fold KNN accuracy (k = 5) computed on the selected features alone and λ is the cardinality weight (Table 10, later in this section, reports a sensitivity sweep over λ). Every baseline in this study optimizes this same objective with the same λ = 0.01. RG-SCSO is granted no structural advantage on subset size from the fitness function itself, so any parsimony gap reported below reflects the search mechanism, not a differently weighted objective. SCSO maintains a population of real-valued positions updated by its exploration and exploitation rules, both governed by the sensitivity range</w:t>
+        <w:t xml:space="preserve">where Acc(b) is the stratified 5-fold KNN accuracy (k = 5) computed on the selected features alone and </w:t>
+      </w:r>
+      <m:oMath>
+        <m:r>
+          <w:rPr>
+            <w:sz w:val="22"/>
+            <w:szCs w:val="22"/>
+          </w:rPr>
+          <m:t xml:space="preserve">λ</m:t>
+        </m:r>
+      </m:oMath>
+      <w:r>
+        <w:rPr>
+          <w:rFonts w:ascii="Times New Roman" w:hAnsi="Times New Roman" w:cs="Times New Roman" w:eastAsia="Times New Roman"/>
+          <w:i w:val="0"/>
+          <w:sz w:val="22"/>
+        </w:rPr>
+        <w:t xml:space="preserve"> is the cardinality weight (Table 10, later in this section, reports a sensitivity sweep over </w:t>
+      </w:r>
+      <m:oMath>
+        <m:r>
+          <w:rPr>
+            <w:sz w:val="22"/>
+            <w:szCs w:val="22"/>
+          </w:rPr>
+          <m:t xml:space="preserve">λ)</m:t>
+        </m:r>
+      </m:oMath>
+      <w:r>
+        <w:rPr>
+          <w:rFonts w:ascii="Times New Roman" w:hAnsi="Times New Roman" w:cs="Times New Roman" w:eastAsia="Times New Roman"/>
+          <w:i w:val="0"/>
+          <w:sz w:val="22"/>
+        </w:rPr>
+        <w:t xml:space="preserve">. Every baseline in this study optimizes this same objective with the same </w:t>
+      </w:r>
+      <m:oMath>
+        <m:r>
+          <w:rPr>
+            <w:sz w:val="22"/>
+            <w:szCs w:val="22"/>
+          </w:rPr>
+          <m:t xml:space="preserve">λ = 0.01</m:t>
+        </m:r>
+      </m:oMath>
+      <w:r>
+        <w:rPr>
+          <w:rFonts w:ascii="Times New Roman" w:hAnsi="Times New Roman" w:cs="Times New Roman" w:eastAsia="Times New Roman"/>
+          <w:i w:val="0"/>
+          <w:sz w:val="22"/>
+        </w:rPr>
+        <w:t>. RG-SCSO is granted no structural advantage on subset size from the fitness function itself, so any parsimony gap reported below reflects the search mechanism, not a differently weighted objective. SCSO maintains a population of real-valued positions updated by its exploration and exploitation rules, both governed by the sensitivity range</w:t>
       </w:r>
     </w:p>
     <w:p>
@@ -14247,7 +14724,24 @@
           <w:i w:val="0"/>
           <w:sz w:val="22"/>
         </w:rPr>
-        <w:t>Consider any binary-native optimizer that keeps a real-valued position and binarizes coordinate j through a transfer T: R → [0,1] that returns a selection-or-flip probability. A continuous-space enhancement can influence the retained subset only by perturbing a coordinate, x</w:t>
+        <w:t xml:space="preserve">Consider any binary-native optimizer that keeps a real-valued position and binarizes coordinate j through a transfer T: R </w:t>
+      </w:r>
+      <m:oMath>
+        <m:r>
+          <w:rPr>
+            <w:sz w:val="22"/>
+            <w:szCs w:val="22"/>
+          </w:rPr>
+          <m:t xml:space="preserve">→ [0,1]</m:t>
+        </m:r>
+      </m:oMath>
+      <w:r>
+        <w:rPr>
+          <w:rFonts w:ascii="Times New Roman" w:hAnsi="Times New Roman" w:cs="Times New Roman" w:eastAsia="Times New Roman"/>
+          <w:i w:val="0"/>
+          <w:sz w:val="22"/>
+        </w:rPr>
+        <w:t xml:space="preserve"> that returns a selection-or-flip probability. A continuous-space enhancement can influence the retained subset only by perturbing a coordinate, x</w:t>
       </w:r>
       <w:r>
         <w:rPr>
@@ -14264,92 +14758,165 @@
           <w:i w:val="0"/>
           <w:sz w:val="22"/>
         </w:rPr>
-        <w:t xml:space="preserve"> -&gt; x</w:t>
+        <w:t xml:space="preserve"> -&gt; </w:t>
       </w:r>
-      <w:r>
-        <w:rPr>
-          <w:rFonts w:ascii="Times New Roman" w:hAnsi="Times New Roman" w:cs="Times New Roman" w:eastAsia="Times New Roman"/>
-          <w:i w:val="0"/>
-          <w:sz w:val="22"/>
-          <w:vertAlign w:val="subscript"/>
-        </w:rPr>
-        <w:t>j</w:t>
-      </w:r>
+      <m:oMath>
+        <m:sSub>
+          <m:e>
+            <m:r>
+              <w:rPr>
+                <w:sz w:val="22"/>
+                <w:szCs w:val="22"/>
+              </w:rPr>
+              <m:t xml:space="preserve">x</m:t>
+            </m:r>
+          </m:e>
+          <m:sub>
+            <m:r>
+              <w:rPr>
+                <w:sz w:val="22"/>
+                <w:szCs w:val="22"/>
+              </w:rPr>
+              <m:t xml:space="preserve">j</m:t>
+            </m:r>
+          </m:sub>
+        </m:sSub>
+        <m:r>
+          <w:rPr>
+            <w:sz w:val="22"/>
+            <w:szCs w:val="22"/>
+          </w:rPr>
+          <m:t xml:space="preserve"> + </m:t>
+        </m:r>
+        <m:sSub>
+          <m:e>
+            <m:r>
+              <w:rPr>
+                <w:sz w:val="22"/>
+                <w:szCs w:val="22"/>
+              </w:rPr>
+              <m:t xml:space="preserve">δ</m:t>
+            </m:r>
+          </m:e>
+          <m:sub>
+            <m:r>
+              <w:rPr>
+                <w:sz w:val="22"/>
+                <w:szCs w:val="22"/>
+              </w:rPr>
+              <m:t xml:space="preserve">j</m:t>
+            </m:r>
+          </m:sub>
+        </m:sSub>
+      </m:oMath>
       <w:r>
         <w:rPr>
           <w:rFonts w:ascii="Times New Roman" w:hAnsi="Times New Roman" w:cs="Times New Roman" w:eastAsia="Times New Roman"/>
           <w:i w:val="0"/>
           <w:sz w:val="22"/>
         </w:rPr>
-        <w:t xml:space="preserve"> + δ</w:t>
+        <w:t xml:space="preserve">; its entire effect on the discrete decision is the induced change in probability </w:t>
       </w:r>
-      <w:r>
-        <w:rPr>
-          <w:rFonts w:ascii="Times New Roman" w:hAnsi="Times New Roman" w:cs="Times New Roman" w:eastAsia="Times New Roman"/>
-          <w:i w:val="0"/>
-          <w:sz w:val="22"/>
-          <w:vertAlign w:val="subscript"/>
-        </w:rPr>
-        <w:t>j</w:t>
-      </w:r>
+      <m:oMath>
+        <m:sSub>
+          <m:e>
+            <m:r>
+              <w:rPr>
+                <w:sz w:val="22"/>
+                <w:szCs w:val="22"/>
+              </w:rPr>
+              <m:t xml:space="preserve">Δ</m:t>
+            </m:r>
+          </m:e>
+          <m:sub>
+            <m:r>
+              <w:rPr>
+                <w:sz w:val="22"/>
+                <w:szCs w:val="22"/>
+              </w:rPr>
+              <m:t xml:space="preserve">j</m:t>
+            </m:r>
+          </m:sub>
+        </m:sSub>
+      </m:oMath>
       <w:r>
         <w:rPr>
           <w:rFonts w:ascii="Times New Roman" w:hAnsi="Times New Roman" w:cs="Times New Roman" w:eastAsia="Times New Roman"/>
           <w:i w:val="0"/>
           <w:sz w:val="22"/>
         </w:rPr>
-        <w:t>; its entire effect on the discrete decision is the induced change in probability Δ</w:t>
+        <w:t xml:space="preserve"> = </w:t>
       </w:r>
-      <w:r>
-        <w:rPr>
-          <w:rFonts w:ascii="Times New Roman" w:hAnsi="Times New Roman" w:cs="Times New Roman" w:eastAsia="Times New Roman"/>
-          <w:i w:val="0"/>
-          <w:sz w:val="22"/>
-          <w:vertAlign w:val="subscript"/>
-        </w:rPr>
-        <w:t>j</w:t>
-      </w:r>
+      <m:oMath>
+        <m:r>
+          <w:rPr>
+            <w:sz w:val="22"/>
+            <w:szCs w:val="22"/>
+          </w:rPr>
+          <m:t xml:space="preserve">T(</m:t>
+        </m:r>
+        <m:sSub>
+          <m:e>
+            <m:r>
+              <w:rPr>
+                <w:sz w:val="22"/>
+                <w:szCs w:val="22"/>
+              </w:rPr>
+              <m:t xml:space="preserve">x</m:t>
+            </m:r>
+          </m:e>
+          <m:sub>
+            <m:r>
+              <w:rPr>
+                <w:sz w:val="22"/>
+                <w:szCs w:val="22"/>
+              </w:rPr>
+              <m:t xml:space="preserve">j</m:t>
+            </m:r>
+          </m:sub>
+        </m:sSub>
+        <m:r>
+          <w:rPr>
+            <w:sz w:val="22"/>
+            <w:szCs w:val="22"/>
+          </w:rPr>
+          <m:t xml:space="preserve">+</m:t>
+        </m:r>
+        <m:sSub>
+          <m:e>
+            <m:r>
+              <w:rPr>
+                <w:sz w:val="22"/>
+                <w:szCs w:val="22"/>
+              </w:rPr>
+              <m:t xml:space="preserve">δ</m:t>
+            </m:r>
+          </m:e>
+          <m:sub>
+            <m:r>
+              <w:rPr>
+                <w:sz w:val="22"/>
+                <w:szCs w:val="22"/>
+              </w:rPr>
+              <m:t xml:space="preserve">j</m:t>
+            </m:r>
+          </m:sub>
+        </m:sSub>
+        <m:r>
+          <w:rPr>
+            <w:sz w:val="22"/>
+            <w:szCs w:val="22"/>
+          </w:rPr>
+          <m:t xml:space="preserve">)</m:t>
+        </m:r>
+      </m:oMath>
       <w:r>
         <w:rPr>
           <w:rFonts w:ascii="Times New Roman" w:hAnsi="Times New Roman" w:cs="Times New Roman" w:eastAsia="Times New Roman"/>
           <w:i w:val="0"/>
           <w:sz w:val="22"/>
         </w:rPr>
-        <w:t xml:space="preserve"> = T(x</w:t>
-      </w:r>
-      <w:r>
-        <w:rPr>
-          <w:rFonts w:ascii="Times New Roman" w:hAnsi="Times New Roman" w:cs="Times New Roman" w:eastAsia="Times New Roman"/>
-          <w:i w:val="0"/>
-          <w:sz w:val="22"/>
-          <w:vertAlign w:val="subscript"/>
-        </w:rPr>
-        <w:t>j</w:t>
-      </w:r>
-      <w:r>
-        <w:rPr>
-          <w:rFonts w:ascii="Times New Roman" w:hAnsi="Times New Roman" w:cs="Times New Roman" w:eastAsia="Times New Roman"/>
-          <w:i w:val="0"/>
-          <w:sz w:val="22"/>
-        </w:rPr>
-        <w:t>+δ</w:t>
-      </w:r>
-      <w:r>
-        <w:rPr>
-          <w:rFonts w:ascii="Times New Roman" w:hAnsi="Times New Roman" w:cs="Times New Roman" w:eastAsia="Times New Roman"/>
-          <w:i w:val="0"/>
-          <w:sz w:val="22"/>
-          <w:vertAlign w:val="subscript"/>
-        </w:rPr>
-        <w:t>j</w:t>
-      </w:r>
-      <w:r>
-        <w:rPr>
-          <w:rFonts w:ascii="Times New Roman" w:hAnsi="Times New Roman" w:cs="Times New Roman" w:eastAsia="Times New Roman"/>
-          <w:i w:val="0"/>
-          <w:sz w:val="22"/>
-        </w:rPr>
-        <w:t>) − T(x</w:t>
+        <w:t xml:space="preserve"> − T(x</w:t>
       </w:r>
       <w:r>
         <w:rPr>
@@ -14382,7 +14949,23 @@
           <w:rFonts w:ascii="Times New Roman" w:hAnsi="Times New Roman" w:cs="Times New Roman" w:eastAsia="Times New Roman"/>
           <w:i/>
         </w:rPr>
-        <w:t>Let T: R → [0,1] be Lipschitz and piecewise continuously differentiable. If a coordinate-space enhancement perturbs x</w:t>
+        <w:t xml:space="preserve">Let T: R </w:t>
+      </w:r>
+      <m:oMath>
+        <m:r>
+          <w:rPr>
+            <w:sz w:val="22"/>
+            <w:szCs w:val="22"/>
+          </w:rPr>
+          <m:t xml:space="preserve">→ [0,1]</m:t>
+        </m:r>
+      </m:oMath>
+      <w:r>
+        <w:rPr>
+          <w:rFonts w:ascii="Times New Roman" w:hAnsi="Times New Roman" w:cs="Times New Roman" w:eastAsia="Times New Roman"/>
+          <w:i/>
+        </w:rPr>
+        <w:t xml:space="preserve"> be Lipschitz and piecewise continuously differentiable. If a coordinate-space enhancement perturbs x</w:t>
       </w:r>
       <w:r>
         <w:rPr>
@@ -14397,16 +14980,30 @@
           <w:rFonts w:ascii="Times New Roman" w:hAnsi="Times New Roman" w:cs="Times New Roman" w:eastAsia="Times New Roman"/>
           <w:i/>
         </w:rPr>
-        <w:t xml:space="preserve"> by δ</w:t>
+        <w:t xml:space="preserve"> by </w:t>
       </w:r>
-      <w:r>
-        <w:rPr>
-          <w:rFonts w:ascii="Times New Roman" w:hAnsi="Times New Roman" w:cs="Times New Roman" w:eastAsia="Times New Roman"/>
-          <w:i/>
-          <w:vertAlign w:val="subscript"/>
-        </w:rPr>
-        <w:t>j</w:t>
-      </w:r>
+      <m:oMath>
+        <m:sSub>
+          <m:e>
+            <m:r>
+              <w:rPr>
+                <w:sz w:val="22"/>
+                <w:szCs w:val="22"/>
+              </w:rPr>
+              <m:t xml:space="preserve">δ</m:t>
+            </m:r>
+          </m:e>
+          <m:sub>
+            <m:r>
+              <w:rPr>
+                <w:sz w:val="22"/>
+                <w:szCs w:val="22"/>
+              </w:rPr>
+              <m:t xml:space="preserve">j</m:t>
+            </m:r>
+          </m:sub>
+        </m:sSub>
+      </m:oMath>
       <w:r>
         <w:rPr>
           <w:rFonts w:ascii="Times New Roman" w:hAnsi="Times New Roman" w:cs="Times New Roman" w:eastAsia="Times New Roman"/>
@@ -14501,7 +15098,51 @@
           <w:i/>
           <w:sz w:val="22"/>
         </w:rPr>
-        <w:t>where ‖T′‖∞ is the largest slope T attains between x</w:t>
+        <w:t xml:space="preserve">where </w:t>
+      </w:r>
+      <m:oMath>
+        <m:r>
+          <w:rPr>
+            <w:sz w:val="22"/>
+            <w:szCs w:val="22"/>
+          </w:rPr>
+          <m:t xml:space="preserve">‖</m:t>
+        </m:r>
+        <m:sSup>
+          <m:e>
+            <m:r>
+              <w:rPr>
+                <w:sz w:val="22"/>
+                <w:szCs w:val="22"/>
+              </w:rPr>
+              <m:t xml:space="preserve">T</m:t>
+            </m:r>
+          </m:e>
+          <m:sup>
+            <m:r>
+              <w:rPr>
+                <w:sz w:val="22"/>
+                <w:szCs w:val="22"/>
+              </w:rPr>
+              <m:t xml:space="preserve">′</m:t>
+            </m:r>
+          </m:sup>
+        </m:sSup>
+        <m:r>
+          <w:rPr>
+            <w:sz w:val="22"/>
+            <w:szCs w:val="22"/>
+          </w:rPr>
+          <m:t xml:space="preserve">‖∞</m:t>
+        </m:r>
+      </m:oMath>
+      <w:r>
+        <w:rPr>
+          <w:rFonts w:ascii="Times New Roman" w:hAnsi="Times New Roman" w:cs="Times New Roman" w:eastAsia="Times New Roman"/>
+          <w:i/>
+          <w:sz w:val="22"/>
+        </w:rPr>
+        <w:t xml:space="preserve"> is the largest slope T attains between x</w:t>
       </w:r>
       <w:r>
         <w:rPr>
@@ -14518,41 +15159,145 @@
           <w:i/>
           <w:sz w:val="22"/>
         </w:rPr>
-        <w:t xml:space="preserve"> and x</w:t>
+        <w:t xml:space="preserve"> and </w:t>
       </w:r>
-      <w:r>
-        <w:rPr>
-          <w:rFonts w:ascii="Times New Roman" w:hAnsi="Times New Roman" w:cs="Times New Roman" w:eastAsia="Times New Roman"/>
-          <w:i/>
-          <w:sz w:val="22"/>
-          <w:vertAlign w:val="subscript"/>
-        </w:rPr>
-        <w:t>j</w:t>
-      </w:r>
+      <m:oMath>
+        <m:sSub>
+          <m:e>
+            <m:r>
+              <w:rPr>
+                <w:sz w:val="22"/>
+                <w:szCs w:val="22"/>
+              </w:rPr>
+              <m:t xml:space="preserve">x</m:t>
+            </m:r>
+          </m:e>
+          <m:sub>
+            <m:r>
+              <w:rPr>
+                <w:sz w:val="22"/>
+                <w:szCs w:val="22"/>
+              </w:rPr>
+              <m:t xml:space="preserve">j</m:t>
+            </m:r>
+          </m:sub>
+        </m:sSub>
+        <m:r>
+          <w:rPr>
+            <w:sz w:val="22"/>
+            <w:szCs w:val="22"/>
+          </w:rPr>
+          <m:t xml:space="preserve">+</m:t>
+        </m:r>
+        <m:sSub>
+          <m:e>
+            <m:r>
+              <w:rPr>
+                <w:sz w:val="22"/>
+                <w:szCs w:val="22"/>
+              </w:rPr>
+              <m:t xml:space="preserve">δ</m:t>
+            </m:r>
+          </m:e>
+          <m:sub>
+            <m:r>
+              <w:rPr>
+                <w:sz w:val="22"/>
+                <w:szCs w:val="22"/>
+              </w:rPr>
+              <m:t xml:space="preserve">j</m:t>
+            </m:r>
+          </m:sub>
+        </m:sSub>
+      </m:oMath>
       <w:r>
         <w:rPr>
           <w:rFonts w:ascii="Times New Roman" w:hAnsi="Times New Roman" w:cs="Times New Roman" w:eastAsia="Times New Roman"/>
           <w:i/>
           <w:sz w:val="22"/>
         </w:rPr>
-        <w:t>+δ</w:t>
+        <w:t xml:space="preserve">. For the two standard transfers </w:t>
       </w:r>
-      <w:r>
-        <w:rPr>
-          <w:rFonts w:ascii="Times New Roman" w:hAnsi="Times New Roman" w:cs="Times New Roman" w:eastAsia="Times New Roman"/>
-          <w:i/>
-          <w:sz w:val="22"/>
-          <w:vertAlign w:val="subscript"/>
-        </w:rPr>
-        <w:t>j</w:t>
-      </w:r>
+      <m:oMath>
+        <m:r>
+          <w:rPr>
+            <w:sz w:val="22"/>
+            <w:szCs w:val="22"/>
+          </w:rPr>
+          <m:t xml:space="preserve">‖</m:t>
+        </m:r>
+        <m:sSup>
+          <m:e>
+            <m:r>
+              <w:rPr>
+                <w:sz w:val="22"/>
+                <w:szCs w:val="22"/>
+              </w:rPr>
+              <m:t xml:space="preserve">σ</m:t>
+            </m:r>
+          </m:e>
+          <m:sup>
+            <m:r>
+              <w:rPr>
+                <w:sz w:val="22"/>
+                <w:szCs w:val="22"/>
+              </w:rPr>
+              <m:t xml:space="preserve">′</m:t>
+            </m:r>
+          </m:sup>
+        </m:sSup>
+        <m:r>
+          <w:rPr>
+            <w:sz w:val="22"/>
+            <w:szCs w:val="22"/>
+          </w:rPr>
+          <m:t xml:space="preserve">‖∞ = 1/4</m:t>
+        </m:r>
+      </m:oMath>
       <w:r>
         <w:rPr>
           <w:rFonts w:ascii="Times New Roman" w:hAnsi="Times New Roman" w:cs="Times New Roman" w:eastAsia="Times New Roman"/>
           <w:i/>
           <w:sz w:val="22"/>
         </w:rPr>
-        <w:t>. For the two standard transfers ‖σ′‖∞ = 1/4 and ‖|tanh|′‖∞ = 1, and each slope decays away from the origin,</w:t>
+        <w:t xml:space="preserve"> and ‖|tanh</w:t>
+      </w:r>
+      <m:oMath>
+        <m:sSup>
+          <m:e>
+            <m:r>
+              <w:rPr>
+                <w:sz w:val="22"/>
+                <w:szCs w:val="22"/>
+              </w:rPr>
+              <m:t xml:space="preserve">|</m:t>
+            </m:r>
+          </m:e>
+          <m:sup>
+            <m:r>
+              <w:rPr>
+                <w:sz w:val="22"/>
+                <w:szCs w:val="22"/>
+              </w:rPr>
+              <m:t xml:space="preserve">′</m:t>
+            </m:r>
+          </m:sup>
+        </m:sSup>
+        <m:r>
+          <w:rPr>
+            <w:sz w:val="22"/>
+            <w:szCs w:val="22"/>
+          </w:rPr>
+          <m:t xml:space="preserve">‖∞ = 1</m:t>
+        </m:r>
+      </m:oMath>
+      <w:r>
+        <w:rPr>
+          <w:rFonts w:ascii="Times New Roman" w:hAnsi="Times New Roman" w:cs="Times New Roman" w:eastAsia="Times New Roman"/>
+          <w:i/>
+          <w:sz w:val="22"/>
+        </w:rPr>
+        <w:t>, and each slope decays away from the origin,</w:t>
       </w:r>
     </w:p>
     <w:p>
@@ -14650,41 +15395,122 @@
           <w:i/>
           <w:sz w:val="22"/>
         </w:rPr>
-        <w:t>in a flat region, where ‖T′‖∞ ≤ ε, the leverage collapses to |Δ</w:t>
+        <w:t xml:space="preserve">in a flat region, where </w:t>
       </w:r>
-      <w:r>
-        <w:rPr>
-          <w:rFonts w:ascii="Times New Roman" w:hAnsi="Times New Roman" w:cs="Times New Roman" w:eastAsia="Times New Roman"/>
-          <w:i/>
-          <w:sz w:val="22"/>
-          <w:vertAlign w:val="subscript"/>
-        </w:rPr>
-        <w:t>j</w:t>
-      </w:r>
+      <m:oMath>
+        <m:r>
+          <w:rPr>
+            <w:sz w:val="22"/>
+            <w:szCs w:val="22"/>
+          </w:rPr>
+          <m:t xml:space="preserve">‖</m:t>
+        </m:r>
+        <m:sSup>
+          <m:e>
+            <m:r>
+              <w:rPr>
+                <w:sz w:val="22"/>
+                <w:szCs w:val="22"/>
+              </w:rPr>
+              <m:t xml:space="preserve">T</m:t>
+            </m:r>
+          </m:e>
+          <m:sup>
+            <m:r>
+              <w:rPr>
+                <w:sz w:val="22"/>
+                <w:szCs w:val="22"/>
+              </w:rPr>
+              <m:t xml:space="preserve">′</m:t>
+            </m:r>
+          </m:sup>
+        </m:sSup>
+        <m:r>
+          <w:rPr>
+            <w:sz w:val="22"/>
+            <w:szCs w:val="22"/>
+          </w:rPr>
+          <m:t xml:space="preserve">‖∞ ≤ ε</m:t>
+        </m:r>
+      </m:oMath>
       <w:r>
         <w:rPr>
           <w:rFonts w:ascii="Times New Roman" w:hAnsi="Times New Roman" w:cs="Times New Roman" w:eastAsia="Times New Roman"/>
           <w:i/>
           <w:sz w:val="22"/>
         </w:rPr>
-        <w:t>| ≤ ε·|δ</w:t>
+        <w:t xml:space="preserve">, the leverage collapses to </w:t>
       </w:r>
-      <w:r>
-        <w:rPr>
-          <w:rFonts w:ascii="Times New Roman" w:hAnsi="Times New Roman" w:cs="Times New Roman" w:eastAsia="Times New Roman"/>
-          <w:i/>
-          <w:sz w:val="22"/>
-          <w:vertAlign w:val="subscript"/>
-        </w:rPr>
-        <w:t>j</w:t>
-      </w:r>
+      <m:oMath>
+        <m:r>
+          <w:rPr>
+            <w:sz w:val="22"/>
+            <w:szCs w:val="22"/>
+          </w:rPr>
+          <m:t xml:space="preserve">|</m:t>
+        </m:r>
+        <m:sSub>
+          <m:e>
+            <m:r>
+              <w:rPr>
+                <w:sz w:val="22"/>
+                <w:szCs w:val="22"/>
+              </w:rPr>
+              <m:t xml:space="preserve">Δ</m:t>
+            </m:r>
+          </m:e>
+          <m:sub>
+            <m:r>
+              <w:rPr>
+                <w:sz w:val="22"/>
+                <w:szCs w:val="22"/>
+              </w:rPr>
+              <m:t xml:space="preserve">j</m:t>
+            </m:r>
+          </m:sub>
+        </m:sSub>
+        <m:r>
+          <w:rPr>
+            <w:sz w:val="22"/>
+            <w:szCs w:val="22"/>
+          </w:rPr>
+          <m:t xml:space="preserve">| ≤ ε·|</m:t>
+        </m:r>
+        <m:sSub>
+          <m:e>
+            <m:r>
+              <w:rPr>
+                <w:sz w:val="22"/>
+                <w:szCs w:val="22"/>
+              </w:rPr>
+              <m:t xml:space="preserve">δ</m:t>
+            </m:r>
+          </m:e>
+          <m:sub>
+            <m:r>
+              <w:rPr>
+                <w:sz w:val="22"/>
+                <w:szCs w:val="22"/>
+              </w:rPr>
+              <m:t xml:space="preserve">j</m:t>
+            </m:r>
+          </m:sub>
+        </m:sSub>
+        <m:r>
+          <w:rPr>
+            <w:sz w:val="22"/>
+            <w:szCs w:val="22"/>
+          </w:rPr>
+          <m:t xml:space="preserve">|</m:t>
+        </m:r>
+      </m:oMath>
       <w:r>
         <w:rPr>
           <w:rFonts w:ascii="Times New Roman" w:hAnsi="Times New Roman" w:cs="Times New Roman" w:eastAsia="Times New Roman"/>
           <w:i/>
           <w:sz w:val="22"/>
         </w:rPr>
-        <w:t>| (proof in the Supplementary Information PDF distributed with this submission).</w:t>
+        <w:t xml:space="preserve"> (proof in the Supplementary Information PDF distributed with this submission).</w:t>
       </w:r>
     </w:p>
     <w:p>
@@ -14750,7 +15576,39 @@
           <w:rFonts w:ascii="Times New Roman" w:hAnsi="Times New Roman" w:cs="Times New Roman" w:eastAsia="Times New Roman"/>
           <w:sz w:val="17"/>
         </w:rPr>
-        <w:t>Fig. 10. Illustration of Lemma 1. Left: the two standard transfers, S-shaped (sigmoid) and V-shaped (|tanh|). Right: the induced leverage |T(x+δ)−T(x)| for a fixed perturbation δ=0.2, plotted against the coordinate x. Both transfers saturate away from the origin (shaded region), where leverage falls toward zero regardless of which optimizer produced the perturbation; V-shaped attains a higher peak leverage near the origin but saturates over a narrower range than S-shaped. RG-SCSO's flip-probability modulation bypasses this transfer entirely (Remark below), so its leverage does not collapse in the shaded region.</w:t>
+        <w:t xml:space="preserve">Fig. 10. Illustration of Lemma 1. Left: the two standard transfers, S-shaped (sigmoid) and V-shaped (|tanh|). Right: the induced leverage </w:t>
+      </w:r>
+      <m:oMath>
+        <m:r>
+          <w:rPr>
+            <w:sz w:val="22"/>
+            <w:szCs w:val="22"/>
+          </w:rPr>
+          <m:t xml:space="preserve">|T(x+δ)−T(x)|</m:t>
+        </m:r>
+      </m:oMath>
+      <w:r>
+        <w:rPr>
+          <w:rFonts w:ascii="Times New Roman" w:hAnsi="Times New Roman" w:cs="Times New Roman" w:eastAsia="Times New Roman"/>
+          <w:sz w:val="17"/>
+        </w:rPr>
+        <w:t xml:space="preserve"> for a fixed perturbation </w:t>
+      </w:r>
+      <m:oMath>
+        <m:r>
+          <w:rPr>
+            <w:sz w:val="22"/>
+            <w:szCs w:val="22"/>
+          </w:rPr>
+          <m:t xml:space="preserve">δ=0.2</m:t>
+        </m:r>
+      </m:oMath>
+      <w:r>
+        <w:rPr>
+          <w:rFonts w:ascii="Times New Roman" w:hAnsi="Times New Roman" w:cs="Times New Roman" w:eastAsia="Times New Roman"/>
+          <w:sz w:val="17"/>
+        </w:rPr>
+        <w:t xml:space="preserve">, plotted against the coordinate x. Both transfers saturate away from the origin (shaded region), where leverage falls toward zero regardless of which optimizer produced the perturbation; V-shaped attains a higher peak leverage near the origin but saturates over a narrower range than S-shaped. RG-SCSO's flip-probability modulation bypasses this transfer entirely (Remark below), so its leverage does not collapse in the shaded region.</w:t>
       </w:r>
     </w:p>
     <w:p>
@@ -14850,7 +15708,111 @@
         <w:rPr>
           <w:rFonts w:ascii="Times New Roman" w:hAnsi="Times New Roman" w:cs="Times New Roman" w:eastAsia="Times New Roman"/>
         </w:rPr>
-        <w:t>This exemption has one boundary case worth flagging: it holds where the clip in Eq. (2) is inactive. If V(xⱼ)(1+γσⱼsⱼ) already falls outside [0,1], the clip absorbs the modulation and pⱼ saturates regardless of γ, so RG-SCSO is not immune to washout at that extreme. It is immune only to the slope-driven collapse that constrains the base transfer everywhere short of it.</w:t>
+        <w:t xml:space="preserve">This exemption has one boundary case worth flagging: it holds where the clip in Eq. (2) is inactive. If </w:t>
+      </w:r>
+      <m:oMath>
+        <m:r>
+          <w:rPr>
+            <w:sz w:val="22"/>
+            <w:szCs w:val="22"/>
+          </w:rPr>
+          <m:t xml:space="preserve">V(</m:t>
+        </m:r>
+        <m:sSub>
+          <m:e>
+            <m:r>
+              <w:rPr>
+                <w:sz w:val="22"/>
+                <w:szCs w:val="22"/>
+              </w:rPr>
+              <m:t xml:space="preserve">x</m:t>
+            </m:r>
+          </m:e>
+          <m:sub>
+            <m:r>
+              <w:rPr>
+                <w:sz w:val="22"/>
+                <w:szCs w:val="22"/>
+              </w:rPr>
+              <m:t xml:space="preserve">j</m:t>
+            </m:r>
+          </m:sub>
+        </m:sSub>
+        <m:r>
+          <w:rPr>
+            <w:sz w:val="22"/>
+            <w:szCs w:val="22"/>
+          </w:rPr>
+          <m:t xml:space="preserve">)(1+γ</m:t>
+        </m:r>
+        <m:sSub>
+          <m:e>
+            <m:r>
+              <w:rPr>
+                <w:sz w:val="22"/>
+                <w:szCs w:val="22"/>
+              </w:rPr>
+              <m:t xml:space="preserve">σ</m:t>
+            </m:r>
+          </m:e>
+          <m:sub>
+            <m:r>
+              <w:rPr>
+                <w:sz w:val="22"/>
+                <w:szCs w:val="22"/>
+              </w:rPr>
+              <m:t xml:space="preserve">j</m:t>
+            </m:r>
+          </m:sub>
+        </m:sSub>
+        <m:sSub>
+          <m:e>
+            <m:r>
+              <w:rPr>
+                <w:sz w:val="22"/>
+                <w:szCs w:val="22"/>
+              </w:rPr>
+              <m:t xml:space="preserve">s</m:t>
+            </m:r>
+          </m:e>
+          <m:sub>
+            <m:r>
+              <w:rPr>
+                <w:sz w:val="22"/>
+                <w:szCs w:val="22"/>
+              </w:rPr>
+              <m:t xml:space="preserve">j</m:t>
+            </m:r>
+          </m:sub>
+        </m:sSub>
+        <m:r>
+          <w:rPr>
+            <w:sz w:val="22"/>
+            <w:szCs w:val="22"/>
+          </w:rPr>
+          <m:t xml:space="preserve">)</m:t>
+        </m:r>
+      </m:oMath>
+      <w:r>
+        <w:rPr>
+          <w:rFonts w:ascii="Times New Roman" w:hAnsi="Times New Roman" w:cs="Times New Roman" w:eastAsia="Times New Roman"/>
+        </w:rPr>
+        <w:t xml:space="preserve"> already falls outside [0,1], the clip absorbs the modulation and pⱼ saturates regardless of </w:t>
+      </w:r>
+      <m:oMath>
+        <m:r>
+          <w:rPr>
+            <w:sz w:val="22"/>
+            <w:szCs w:val="22"/>
+          </w:rPr>
+          <m:t xml:space="preserve">γ</m:t>
+        </m:r>
+      </m:oMath>
+      <w:r>
+        <w:rPr>
+          <w:rFonts w:ascii="Times New Roman" w:hAnsi="Times New Roman" w:cs="Times New Roman" w:eastAsia="Times New Roman"/>
+        </w:rPr>
+        <w:t xml:space="preserve">, so RG-SCSO is not immune to washout at that extreme. It is immune only to the slope-driven collapse that constrains the base transfer everywhere short of it.</w:t>
       </w:r>
     </w:p>
     <w:p>
@@ -15029,16 +15991,30 @@
           <w:rFonts w:ascii="Times New Roman" w:hAnsi="Times New Roman" w:cs="Times New Roman" w:eastAsia="Times New Roman"/>
           <w:i/>
         </w:rPr>
-        <w:t>Lemma 1's bound on Δ</w:t>
+        <w:t xml:space="preserve">Lemma 1's bound on </w:t>
       </w:r>
-      <w:r>
-        <w:rPr>
-          <w:rFonts w:ascii="Times New Roman" w:hAnsi="Times New Roman" w:cs="Times New Roman" w:eastAsia="Times New Roman"/>
-          <w:i/>
-          <w:vertAlign w:val="subscript"/>
-        </w:rPr>
-        <w:t>j</w:t>
-      </w:r>
+      <m:oMath>
+        <m:sSub>
+          <m:e>
+            <m:r>
+              <w:rPr>
+                <w:sz w:val="22"/>
+                <w:szCs w:val="22"/>
+              </w:rPr>
+              <m:t xml:space="preserve">Δ</m:t>
+            </m:r>
+          </m:e>
+          <m:sub>
+            <m:r>
+              <w:rPr>
+                <w:sz w:val="22"/>
+                <w:szCs w:val="22"/>
+              </w:rPr>
+              <m:t xml:space="preserve">j</m:t>
+            </m:r>
+          </m:sub>
+        </m:sSub>
+      </m:oMath>
       <w:r>
         <w:rPr>
           <w:rFonts w:ascii="Times New Roman" w:hAnsi="Times New Roman" w:cs="Times New Roman" w:eastAsia="Times New Roman"/>
@@ -15157,22 +16133,95 @@
           <w:rFonts w:ascii="Times New Roman" w:hAnsi="Times New Roman" w:cs="Times New Roman" w:eastAsia="Times New Roman"/>
           <w:i/>
         </w:rPr>
-        <w:t>Moreover, if a coordinate's trajectory and a δ-perturbed twin trajectory differ by δ</w:t>
+        <w:t xml:space="preserve">Moreover, if a coordinate's trajectory and a </w:t>
       </w:r>
-      <w:r>
-        <w:rPr>
-          <w:rFonts w:ascii="Times New Roman" w:hAnsi="Times New Roman" w:cs="Times New Roman" w:eastAsia="Times New Roman"/>
-          <w:i/>
-          <w:vertAlign w:val="subscript"/>
-        </w:rPr>
-        <w:t>j</w:t>
-      </w:r>
+      <m:oMath>
+        <m:r>
+          <w:rPr>
+            <w:sz w:val="22"/>
+            <w:szCs w:val="22"/>
+          </w:rPr>
+          <m:t xml:space="preserve">δ</m:t>
+        </m:r>
+      </m:oMath>
       <w:r>
         <w:rPr>
           <w:rFonts w:ascii="Times New Roman" w:hAnsi="Times New Roman" w:cs="Times New Roman" w:eastAsia="Times New Roman"/>
           <w:i/>
         </w:rPr>
-        <w:t>(t) at each of N successive iterations, and T′≤ε throughout (the flat, saturated regime), linearity of expectation applied to the one-step bound gives a cumulative bound on the expected number of bit flips accumulated over the N steps,</w:t>
+        <w:t xml:space="preserve">-perturbed twin trajectory differ by </w:t>
+      </w:r>
+      <m:oMath>
+        <m:sSub>
+          <m:e>
+            <m:r>
+              <w:rPr>
+                <w:sz w:val="22"/>
+                <w:szCs w:val="22"/>
+              </w:rPr>
+              <m:t xml:space="preserve">δ</m:t>
+            </m:r>
+          </m:e>
+          <m:sub>
+            <m:r>
+              <w:rPr>
+                <w:sz w:val="22"/>
+                <w:szCs w:val="22"/>
+              </w:rPr>
+              <m:t xml:space="preserve">j</m:t>
+            </m:r>
+          </m:sub>
+        </m:sSub>
+        <m:r>
+          <w:rPr>
+            <w:sz w:val="22"/>
+            <w:szCs w:val="22"/>
+          </w:rPr>
+          <m:t xml:space="preserve">(t)</m:t>
+        </m:r>
+      </m:oMath>
+      <w:r>
+        <w:rPr>
+          <w:rFonts w:ascii="Times New Roman" w:hAnsi="Times New Roman" w:cs="Times New Roman" w:eastAsia="Times New Roman"/>
+          <w:i/>
+        </w:rPr>
+        <w:t xml:space="preserve"> at each of N successive iterations, and </w:t>
+      </w:r>
+      <m:oMath>
+        <m:sSup>
+          <m:e>
+            <m:r>
+              <w:rPr>
+                <w:sz w:val="22"/>
+                <w:szCs w:val="22"/>
+              </w:rPr>
+              <m:t xml:space="preserve">T</m:t>
+            </m:r>
+          </m:e>
+          <m:sup>
+            <m:r>
+              <w:rPr>
+                <w:sz w:val="22"/>
+                <w:szCs w:val="22"/>
+              </w:rPr>
+              <m:t xml:space="preserve">′</m:t>
+            </m:r>
+          </m:sup>
+        </m:sSup>
+        <m:r>
+          <w:rPr>
+            <w:sz w:val="22"/>
+            <w:szCs w:val="22"/>
+          </w:rPr>
+          <m:t xml:space="preserve">≤ε</m:t>
+        </m:r>
+      </m:oMath>
+      <w:r>
+        <w:rPr>
+          <w:rFonts w:ascii="Times New Roman" w:hAnsi="Times New Roman" w:cs="Times New Roman" w:eastAsia="Times New Roman"/>
+          <w:i/>
+        </w:rPr>
+        <w:t xml:space="preserve"> throughout (the flat, saturated regime), linearity of expectation applied to the one-step bound gives a cumulative bound on the expected number of bit flips accumulated over the N steps,</w:t>
       </w:r>
     </w:p>
     <w:p>
@@ -15376,17 +16425,30 @@
           <w:i w:val="0"/>
           <w:sz w:val="22"/>
         </w:rPr>
-        <w:t>)|. With relevance ρ</w:t>
+        <w:t xml:space="preserve">)|. With relevance </w:t>
       </w:r>
-      <w:r>
-        <w:rPr>
-          <w:rFonts w:ascii="Times New Roman" w:hAnsi="Times New Roman" w:cs="Times New Roman" w:eastAsia="Times New Roman"/>
-          <w:i w:val="0"/>
-          <w:sz w:val="22"/>
-          <w:vertAlign w:val="subscript"/>
-        </w:rPr>
-        <w:t>j</w:t>
-      </w:r>
+      <m:oMath>
+        <m:sSub>
+          <m:e>
+            <m:r>
+              <w:rPr>
+                <w:sz w:val="22"/>
+                <w:szCs w:val="22"/>
+              </w:rPr>
+              <m:t xml:space="preserve">ρ</m:t>
+            </m:r>
+          </m:e>
+          <m:sub>
+            <m:r>
+              <w:rPr>
+                <w:sz w:val="22"/>
+                <w:szCs w:val="22"/>
+              </w:rPr>
+              <m:t xml:space="preserve">j</m:t>
+            </m:r>
+          </m:sub>
+        </m:sSub>
+      </m:oMath>
       <w:r>
         <w:rPr>
           <w:rFonts w:ascii="Times New Roman" w:hAnsi="Times New Roman" w:cs="Times New Roman" w:eastAsia="Times New Roman"/>
@@ -15410,58 +16472,108 @@
           <w:i w:val="0"/>
           <w:sz w:val="22"/>
         </w:rPr>
-        <w:t xml:space="preserve"> = 1 if ρ</w:t>
+        <w:t xml:space="preserve"> = 1 if </w:t>
       </w:r>
-      <w:r>
-        <w:rPr>
-          <w:rFonts w:ascii="Times New Roman" w:hAnsi="Times New Roman" w:cs="Times New Roman" w:eastAsia="Times New Roman"/>
-          <w:i w:val="0"/>
-          <w:sz w:val="22"/>
-          <w:vertAlign w:val="subscript"/>
-        </w:rPr>
-        <w:t>j</w:t>
-      </w:r>
+      <m:oMath>
+        <m:sSub>
+          <m:e>
+            <m:r>
+              <w:rPr>
+                <w:sz w:val="22"/>
+                <w:szCs w:val="22"/>
+              </w:rPr>
+              <m:t xml:space="preserve">ρ</m:t>
+            </m:r>
+          </m:e>
+          <m:sub>
+            <m:r>
+              <w:rPr>
+                <w:sz w:val="22"/>
+                <w:szCs w:val="22"/>
+              </w:rPr>
+              <m:t xml:space="preserve">j</m:t>
+            </m:r>
+          </m:sub>
+        </m:sSub>
+        <m:r>
+          <w:rPr>
+            <w:sz w:val="22"/>
+            <w:szCs w:val="22"/>
+          </w:rPr>
+          <m:t xml:space="preserve"> &gt; 0.5</m:t>
+        </m:r>
+      </m:oMath>
       <w:r>
         <w:rPr>
           <w:rFonts w:ascii="Times New Roman" w:hAnsi="Times New Roman" w:cs="Times New Roman" w:eastAsia="Times New Roman"/>
           <w:i w:val="0"/>
           <w:sz w:val="22"/>
         </w:rPr>
-        <w:t xml:space="preserve"> &gt; 0.5 else 0, and strength s</w:t>
+        <w:t xml:space="preserve"> else 0, and strength </w:t>
       </w:r>
-      <w:r>
-        <w:rPr>
-          <w:rFonts w:ascii="Times New Roman" w:hAnsi="Times New Roman" w:cs="Times New Roman" w:eastAsia="Times New Roman"/>
-          <w:i w:val="0"/>
-          <w:sz w:val="22"/>
-          <w:vertAlign w:val="subscript"/>
-        </w:rPr>
-        <w:t>j</w:t>
-      </w:r>
+      <m:oMath>
+        <m:sSub>
+          <m:e>
+            <m:r>
+              <w:rPr>
+                <w:sz w:val="22"/>
+                <w:szCs w:val="22"/>
+              </w:rPr>
+              <m:t xml:space="preserve">s</m:t>
+            </m:r>
+          </m:e>
+          <m:sub>
+            <m:r>
+              <w:rPr>
+                <w:sz w:val="22"/>
+                <w:szCs w:val="22"/>
+              </w:rPr>
+              <m:t xml:space="preserve">j</m:t>
+            </m:r>
+          </m:sub>
+        </m:sSub>
+        <m:r>
+          <w:rPr>
+            <w:sz w:val="22"/>
+            <w:szCs w:val="22"/>
+          </w:rPr>
+          <m:t xml:space="preserve"> = 2|</m:t>
+        </m:r>
+        <m:sSub>
+          <m:e>
+            <m:r>
+              <w:rPr>
+                <w:sz w:val="22"/>
+                <w:szCs w:val="22"/>
+              </w:rPr>
+              <m:t xml:space="preserve">ρ</m:t>
+            </m:r>
+          </m:e>
+          <m:sub>
+            <m:r>
+              <w:rPr>
+                <w:sz w:val="22"/>
+                <w:szCs w:val="22"/>
+              </w:rPr>
+              <m:t xml:space="preserve">j</m:t>
+            </m:r>
+          </m:sub>
+        </m:sSub>
+        <m:r>
+          <w:rPr>
+            <w:sz w:val="22"/>
+            <w:szCs w:val="22"/>
+          </w:rPr>
+          <m:t xml:space="preserve"> − 0.5|</m:t>
+        </m:r>
+      </m:oMath>
       <w:r>
         <w:rPr>
           <w:rFonts w:ascii="Times New Roman" w:hAnsi="Times New Roman" w:cs="Times New Roman" w:eastAsia="Times New Roman"/>
           <w:i w:val="0"/>
           <w:sz w:val="22"/>
         </w:rPr>
-        <w:t xml:space="preserve"> = 2|ρ</w:t>
-      </w:r>
-      <w:r>
-        <w:rPr>
-          <w:rFonts w:ascii="Times New Roman" w:hAnsi="Times New Roman" w:cs="Times New Roman" w:eastAsia="Times New Roman"/>
-          <w:i w:val="0"/>
-          <w:sz w:val="22"/>
-          <w:vertAlign w:val="subscript"/>
-        </w:rPr>
-        <w:t>j</w:t>
-      </w:r>
-      <w:r>
-        <w:rPr>
-          <w:rFonts w:ascii="Times New Roman" w:hAnsi="Times New Roman" w:cs="Times New Roman" w:eastAsia="Times New Roman"/>
-          <w:i w:val="0"/>
-          <w:sz w:val="22"/>
-        </w:rPr>
-        <w:t xml:space="preserve"> − 0.5| in [0,1], the flip probability is biased toward b*</w:t>
+        <w:t xml:space="preserve"> in [0,1], the flip probability is biased toward b*</w:t>
       </w:r>
       <w:r>
         <w:rPr>
@@ -15591,7 +16703,44 @@
           <w:i w:val="0"/>
           <w:sz w:val="22"/>
         </w:rPr>
-        <w:t>where σ</w:t>
+        <w:t xml:space="preserve">where </w:t>
+      </w:r>
+      <m:oMath>
+        <m:sSub>
+          <m:e>
+            <m:r>
+              <w:rPr>
+                <w:sz w:val="22"/>
+                <w:szCs w:val="22"/>
+              </w:rPr>
+              <m:t xml:space="preserve">σ</m:t>
+            </m:r>
+          </m:e>
+          <m:sub>
+            <m:r>
+              <w:rPr>
+                <w:sz w:val="22"/>
+                <w:szCs w:val="22"/>
+              </w:rPr>
+              <m:t xml:space="preserve">j</m:t>
+            </m:r>
+          </m:sub>
+        </m:sSub>
+        <m:r>
+          <w:rPr>
+            <w:sz w:val="22"/>
+            <w:szCs w:val="22"/>
+          </w:rPr>
+          <m:t xml:space="preserve"> = +1</m:t>
+        </m:r>
+      </m:oMath>
+      <w:r>
+        <w:rPr>
+          <w:rFonts w:ascii="Times New Roman" w:hAnsi="Times New Roman" w:cs="Times New Roman" w:eastAsia="Times New Roman"/>
+          <w:i w:val="0"/>
+          <w:sz w:val="22"/>
+        </w:rPr>
+        <w:t xml:space="preserve"> if the flip moves bit j toward b*</w:t>
       </w:r>
       <w:r>
         <w:rPr>
@@ -15608,51 +16757,84 @@
           <w:i w:val="0"/>
           <w:sz w:val="22"/>
         </w:rPr>
-        <w:t xml:space="preserve"> = +1 if the flip moves bit j toward b*</w:t>
+        <w:t xml:space="preserve"> and </w:t>
       </w:r>
-      <w:r>
-        <w:rPr>
-          <w:rFonts w:ascii="Times New Roman" w:hAnsi="Times New Roman" w:cs="Times New Roman" w:eastAsia="Times New Roman"/>
-          <w:i w:val="0"/>
-          <w:sz w:val="22"/>
-          <w:vertAlign w:val="subscript"/>
-        </w:rPr>
-        <w:t>j</w:t>
-      </w:r>
+      <m:oMath>
+        <m:sSub>
+          <m:e>
+            <m:r>
+              <w:rPr>
+                <w:sz w:val="22"/>
+                <w:szCs w:val="22"/>
+              </w:rPr>
+              <m:t xml:space="preserve">σ</m:t>
+            </m:r>
+          </m:e>
+          <m:sub>
+            <m:r>
+              <w:rPr>
+                <w:sz w:val="22"/>
+                <w:szCs w:val="22"/>
+              </w:rPr>
+              <m:t xml:space="preserve">j</m:t>
+            </m:r>
+          </m:sub>
+        </m:sSub>
+        <m:r>
+          <w:rPr>
+            <w:sz w:val="22"/>
+            <w:szCs w:val="22"/>
+          </w:rPr>
+          <m:t xml:space="preserve"> = −1</m:t>
+        </m:r>
+      </m:oMath>
       <w:r>
         <w:rPr>
           <w:rFonts w:ascii="Times New Roman" w:hAnsi="Times New Roman" w:cs="Times New Roman" w:eastAsia="Times New Roman"/>
           <w:i w:val="0"/>
           <w:sz w:val="22"/>
         </w:rPr>
-        <w:t xml:space="preserve"> and σ</w:t>
+        <w:t xml:space="preserve"> otherwise. Setting </w:t>
       </w:r>
-      <w:r>
-        <w:rPr>
-          <w:rFonts w:ascii="Times New Roman" w:hAnsi="Times New Roman" w:cs="Times New Roman" w:eastAsia="Times New Roman"/>
-          <w:i w:val="0"/>
-          <w:sz w:val="22"/>
-          <w:vertAlign w:val="subscript"/>
-        </w:rPr>
-        <w:t>j</w:t>
-      </w:r>
+      <m:oMath>
+        <m:r>
+          <w:rPr>
+            <w:sz w:val="22"/>
+            <w:szCs w:val="22"/>
+          </w:rPr>
+          <m:t xml:space="preserve">γ = 0</m:t>
+        </m:r>
+      </m:oMath>
       <w:r>
         <w:rPr>
           <w:rFonts w:ascii="Times New Roman" w:hAnsi="Times New Roman" w:cs="Times New Roman" w:eastAsia="Times New Roman"/>
           <w:i w:val="0"/>
           <w:sz w:val="22"/>
         </w:rPr>
-        <w:t xml:space="preserve"> = −1 otherwise. Setting γ = 0 recovers a plain V-shaped operator (the NoRMS ablation). The 0.5 threshold that separates preferred from disfavored bits is a convenience, not a theoretically grounded neutral point: with ρ</w:t>
+        <w:t xml:space="preserve"> recovers a plain V-shaped operator (the NoRMS ablation). The 0.5 threshold that separates preferred from disfavored bits is a convenience, not a theoretically grounded neutral point: with </w:t>
       </w:r>
-      <w:r>
-        <w:rPr>
-          <w:rFonts w:ascii="Times New Roman" w:hAnsi="Times New Roman" w:cs="Times New Roman" w:eastAsia="Times New Roman"/>
-          <w:i w:val="0"/>
-          <w:sz w:val="22"/>
-          <w:vertAlign w:val="subscript"/>
-        </w:rPr>
-        <w:t>j</w:t>
-      </w:r>
+      <m:oMath>
+        <m:sSub>
+          <m:e>
+            <m:r>
+              <w:rPr>
+                <w:sz w:val="22"/>
+                <w:szCs w:val="22"/>
+              </w:rPr>
+              <m:t xml:space="preserve">ρ</m:t>
+            </m:r>
+          </m:e>
+          <m:sub>
+            <m:r>
+              <w:rPr>
+                <w:sz w:val="22"/>
+                <w:szCs w:val="22"/>
+              </w:rPr>
+              <m:t xml:space="preserve">j</m:t>
+            </m:r>
+          </m:sub>
+        </m:sSub>
+      </m:oMath>
       <w:r>
         <w:rPr>
           <w:rFonts w:ascii="Times New Roman" w:hAnsi="Times New Roman" w:cs="Times New Roman" w:eastAsia="Times New Roman"/>
@@ -15676,19 +16858,97 @@
           <w:i w:val="0"/>
           <w:sz w:val="22"/>
         </w:rPr>
-        <w:t>;y)/H(y), the value at which a feature stops being informative depends on the number of classes, the label entropy, the sample size, and the specific MI estimator used, none of which are normalized away by the H(y) division alone. The Discussion shows this dependence is not merely theoretical: the method's compactness is tied to how the chosen relevance statistic happens to place features around 0.5, not to the threshold itself. A threshold sweep (τ in {0.4, 0.5, 0.6}, Results Section 3.5) supports this choice as reasonable rather than arbitrary: τ=0.5 attains the highest accuracy on two of five datasets tested, and every value trades a modest, dataset-dependent accuracy shift for a monotonic reduction in feature count as τ increases, with no single value dominating uniformly.</w:t>
+        <w:t>;y)/H(y), the value at which a feature stops being informative depends on the number of classes, the label entropy, the sample size, and the specific MI estimator used, none of which are normalized away by the H(y) division alone. The Discussion shows this dependence is not merely theoretical: the method's compactness is tied to how the chosen relevance statistic happens to place features around 0.5, not to the threshold itself. A threshold sweep (</w:t>
+      </w:r>
+      <m:oMath>
+        <m:r>
+          <w:rPr>
+            <w:sz w:val="22"/>
+            <w:szCs w:val="22"/>
+          </w:rPr>
+          <m:t xml:space="preserve">τ</m:t>
+        </m:r>
+      </m:oMath>
+      <w:r>
+        <w:rPr>
+          <w:rFonts w:ascii="Times New Roman" w:hAnsi="Times New Roman" w:cs="Times New Roman" w:eastAsia="Times New Roman"/>
+          <w:i w:val="0"/>
+          <w:sz w:val="22"/>
+        </w:rPr>
+        <w:t xml:space="preserve"> in {0.4, 0.5, 0.6}, Results Section 3.5) supports this choice as reasonable rather than arbitrary: </w:t>
+      </w:r>
+      <m:oMath>
+        <m:r>
+          <w:rPr>
+            <w:sz w:val="22"/>
+            <w:szCs w:val="22"/>
+          </w:rPr>
+          <m:t xml:space="preserve">τ=0.5</m:t>
+        </m:r>
+      </m:oMath>
+      <w:r>
+        <w:rPr>
+          <w:rFonts w:ascii="Times New Roman" w:hAnsi="Times New Roman" w:cs="Times New Roman" w:eastAsia="Times New Roman"/>
+          <w:i w:val="0"/>
+          <w:sz w:val="22"/>
+        </w:rPr>
+        <w:t xml:space="preserve"> attains the highest accuracy on two of five datasets tested, and every value trades a modest, dataset-dependent accuracy shift for a monotonic reduction in feature count as </w:t>
+      </w:r>
+      <m:oMath>
+        <m:r>
+          <w:rPr>
+            <w:sz w:val="22"/>
+            <w:szCs w:val="22"/>
+          </w:rPr>
+          <m:t xml:space="preserve">τ</m:t>
+        </m:r>
+      </m:oMath>
+      <w:r>
+        <w:rPr>
+          <w:rFonts w:ascii="Times New Roman" w:hAnsi="Times New Roman" w:cs="Times New Roman" w:eastAsia="Times New Roman"/>
+          <w:i w:val="0"/>
+          <w:sz w:val="22"/>
+        </w:rPr>
+        <w:t xml:space="preserve"> increases, with no single value dominating uniformly.</w:t>
       </w:r>
     </w:p>
     <w:p>
       <w:pPr>
         <w:jc w:val="both"/>
       </w:pPr>
+      <m:oMath>
+        <m:r>
+          <w:rPr>
+            <w:sz w:val="22"/>
+            <w:szCs w:val="22"/>
+          </w:rPr>
+          <m:t xml:space="preserve">ρ</m:t>
+        </m:r>
+      </m:oMath>
+      <m:oMath>
+        <m:r>
+          <w:rPr>
+            <w:sz w:val="22"/>
+            <w:szCs w:val="22"/>
+          </w:rPr>
+          <m:t xml:space="preserve">ρ</m:t>
+        </m:r>
+      </m:oMath>
+      <m:oMath>
+        <m:r>
+          <w:rPr>
+            <w:sz w:val="22"/>
+            <w:szCs w:val="22"/>
+          </w:rPr>
+          <m:t xml:space="preserve">ρ</m:t>
+        </m:r>
+      </m:oMath>
       <w:r>
         <w:rPr>
           <w:rFonts w:ascii="Times New Roman" w:hAnsi="Times New Roman" w:cs="Times New Roman" w:eastAsia="Times New Roman"/>
           <w:sz w:val="22"/>
         </w:rPr>
-        <w:t xml:space="preserve">The field ρ that drives this mechanism is, in the final method, the static prior ρstatic = clip(MI(fj;ytrain)/H(ytrain), 0, 1), a normalized mutual-information filter score </w:t>
+        <w:t xml:space="preserve">The field  that drives this mechanism is, in the final method, the static prior static = clip(MI(fj;ytrain)/H(ytrain), 0, 1), a normalized mutual-information filter score </w:t>
       </w:r>
       <w:hyperlink w:anchor="ref2">
         <w:r>
@@ -15722,7 +16982,7 @@
           <w:rFonts w:ascii="Times New Roman" w:hAnsi="Times New Roman" w:cs="Times New Roman" w:eastAsia="Times New Roman"/>
           <w:sz w:val="22"/>
         </w:rPr>
-        <w:t xml:space="preserve"> computed once per outer split. For each outer split, ρstatic is computed exclusively from the corresponding training partition and is never recomputed using the held-out partition. An online extension adding an EMA credit-assignment term from accepted fitness improvements was examined and dropped, as the ablation shows no accuracy gain on any dataset. A second, smaller component, uncertainty-guided memetic refinement (UMR), spends a fixed local-search budget on the K features whose relevance sits closest to 0.5, the boundary where the prior is least decisive: each iteration, these features are greedily flipped on the incumbent best mask </w:t>
+        <w:t xml:space="preserve"> computed once per outer split. For each outer split, static is computed exclusively from the corresponding training partition and is never recomputed using the held-out partition. An online extension adding an EMA credit-assignment term from accepted fitness improvements was examined and dropped, as the ablation shows no accuracy gain on any dataset. A second, smaller component, uncertainty-guided memetic refinement (UMR), spends a fixed local-search budget on the K features whose relevance sits closest to 0.5, the boundary where the prior is least decisive: each iteration, these features are greedily flipped on the incumbent best mask </w:t>
       </w:r>
       <w:hyperlink w:anchor="ref11">
         <w:r>
@@ -15972,13 +17232,15 @@
             <w:tcW w:type="dxa" w:w="2409"/>
           </w:tcPr>
           <w:p>
-            <w:r>
-              <w:rPr>
-                <w:rFonts w:ascii="Times New Roman" w:hAnsi="Times New Roman" w:cs="Times New Roman" w:eastAsia="Times New Roman"/>
-                <w:sz w:val="16"/>
-              </w:rPr>
-              <w:t>O(N·d)</w:t>
-            </w:r>
+            <m:oMath>
+              <m:r>
+                <w:rPr>
+                  <w:sz w:val="22"/>
+                  <w:szCs w:val="22"/>
+                </w:rPr>
+                <m:t xml:space="preserve">O(N·d)</m:t>
+              </m:r>
+            </m:oMath>
           </w:p>
         </w:tc>
         <w:tc>
@@ -16030,13 +17292,15 @@
             <w:tcW w:type="dxa" w:w="2409"/>
           </w:tcPr>
           <w:p>
-            <w:r>
-              <w:rPr>
-                <w:rFonts w:ascii="Times New Roman" w:hAnsi="Times New Roman" w:cs="Times New Roman" w:eastAsia="Times New Roman"/>
-                <w:sz w:val="16"/>
-              </w:rPr>
-              <w:t>O(N·d)</w:t>
-            </w:r>
+            <m:oMath>
+              <m:r>
+                <w:rPr>
+                  <w:sz w:val="22"/>
+                  <w:szCs w:val="22"/>
+                </w:rPr>
+                <m:t xml:space="preserve">O(N·d)</m:t>
+              </m:r>
+            </m:oMath>
           </w:p>
         </w:tc>
         <w:tc>
@@ -16088,13 +17352,15 @@
             <w:tcW w:type="dxa" w:w="2409"/>
           </w:tcPr>
           <w:p>
-            <w:r>
-              <w:rPr>
-                <w:rFonts w:ascii="Times New Roman" w:hAnsi="Times New Roman" w:cs="Times New Roman" w:eastAsia="Times New Roman"/>
-                <w:sz w:val="16"/>
-              </w:rPr>
-              <w:t>O(N·d)</w:t>
-            </w:r>
+            <m:oMath>
+              <m:r>
+                <w:rPr>
+                  <w:sz w:val="22"/>
+                  <w:szCs w:val="22"/>
+                </w:rPr>
+                <m:t xml:space="preserve">O(N·d)</m:t>
+              </m:r>
+            </m:oMath>
           </w:p>
         </w:tc>
         <w:tc>
@@ -16146,13 +17412,15 @@
             <w:tcW w:type="dxa" w:w="2409"/>
           </w:tcPr>
           <w:p>
-            <w:r>
-              <w:rPr>
-                <w:rFonts w:ascii="Times New Roman" w:hAnsi="Times New Roman" w:cs="Times New Roman" w:eastAsia="Times New Roman"/>
-                <w:sz w:val="16"/>
-              </w:rPr>
-              <w:t>O(N·d)</w:t>
-            </w:r>
+            <m:oMath>
+              <m:r>
+                <w:rPr>
+                  <w:sz w:val="22"/>
+                  <w:szCs w:val="22"/>
+                </w:rPr>
+                <m:t xml:space="preserve">O(N·d)</m:t>
+              </m:r>
+            </m:oMath>
           </w:p>
         </w:tc>
         <w:tc>
@@ -16204,13 +17472,15 @@
             <w:tcW w:type="dxa" w:w="2409"/>
           </w:tcPr>
           <w:p>
-            <w:r>
-              <w:rPr>
-                <w:rFonts w:ascii="Times New Roman" w:hAnsi="Times New Roman" w:cs="Times New Roman" w:eastAsia="Times New Roman"/>
-                <w:sz w:val="16"/>
-              </w:rPr>
-              <w:t>O(N·d)</w:t>
-            </w:r>
+            <m:oMath>
+              <m:r>
+                <w:rPr>
+                  <w:sz w:val="22"/>
+                  <w:szCs w:val="22"/>
+                </w:rPr>
+                <m:t xml:space="preserve">O(N·d)</m:t>
+              </m:r>
+            </m:oMath>
           </w:p>
         </w:tc>
         <w:tc>
@@ -16262,13 +17532,15 @@
             <w:tcW w:type="dxa" w:w="2409"/>
           </w:tcPr>
           <w:p>
-            <w:r>
-              <w:rPr>
-                <w:rFonts w:ascii="Times New Roman" w:hAnsi="Times New Roman" w:cs="Times New Roman" w:eastAsia="Times New Roman"/>
-                <w:sz w:val="16"/>
-              </w:rPr>
-              <w:t>O(N·d)</w:t>
-            </w:r>
+            <m:oMath>
+              <m:r>
+                <w:rPr>
+                  <w:sz w:val="22"/>
+                  <w:szCs w:val="22"/>
+                </w:rPr>
+                <m:t xml:space="preserve">O(N·d)</m:t>
+              </m:r>
+            </m:oMath>
           </w:p>
         </w:tc>
         <w:tc>
@@ -16320,13 +17592,15 @@
             <w:tcW w:type="dxa" w:w="2409"/>
           </w:tcPr>
           <w:p>
-            <w:r>
-              <w:rPr>
-                <w:rFonts w:ascii="Times New Roman" w:hAnsi="Times New Roman" w:cs="Times New Roman" w:eastAsia="Times New Roman"/>
-                <w:sz w:val="16"/>
-              </w:rPr>
-              <w:t>O(N·d)</w:t>
-            </w:r>
+            <m:oMath>
+              <m:r>
+                <w:rPr>
+                  <w:sz w:val="22"/>
+                  <w:szCs w:val="22"/>
+                </w:rPr>
+                <m:t xml:space="preserve">O(N·d)</m:t>
+              </m:r>
+            </m:oMath>
           </w:p>
         </w:tc>
         <w:tc>
@@ -16368,7 +17642,23 @@
           <w:rFonts w:ascii="Times New Roman" w:hAnsi="Times New Roman" w:cs="Times New Roman" w:eastAsia="Times New Roman"/>
           <w:sz w:val="18"/>
         </w:rPr>
-        <w:t>Table 9 Per-iteration computational cost of the seven compared algorithms. N = population size (30), d = search-space dimension (number of features), K = number of UMR memetic probes per iteration (8). Position-update cost is the standard O(N·d) class shared by every population-based metaheuristic compared here; none introduces an asymptotically different update rule. The wrapper evaluation itself, a stratified 5-fold KNN fit under the shared fitness function, is identical across all seven and, as noted above, dominates real-world cost as feature dimensionality grows; this table isolates the search mechanism's own footprint rather than re-ranking that shared, dominant term.</w:t>
+        <w:t xml:space="preserve">Table 9 Per-iteration computational cost of the seven compared algorithms. N = population size (30), d = search-space dimension (number of features), K = number of UMR memetic probes per iteration (8). Position-update cost is the standard </w:t>
+      </w:r>
+      <m:oMath>
+        <m:r>
+          <w:rPr>
+            <w:sz w:val="22"/>
+            <w:szCs w:val="22"/>
+          </w:rPr>
+          <m:t xml:space="preserve">O(N·d)</m:t>
+        </m:r>
+      </m:oMath>
+      <w:r>
+        <w:rPr>
+          <w:rFonts w:ascii="Times New Roman" w:hAnsi="Times New Roman" w:cs="Times New Roman" w:eastAsia="Times New Roman"/>
+          <w:sz w:val="18"/>
+        </w:rPr>
+        <w:t xml:space="preserve"> class shared by every population-based metaheuristic compared here; none introduces an asymptotically different update rule. The wrapper evaluation itself, a stratified 5-fold KNN fit under the shared fitness function, is identical across all seven and, as noted above, dominates real-world cost as feature dimensionality grows; this table isolates the search mechanism's own footprint rather than re-ranking that shared, dominant term.</w:t>
       </w:r>
     </w:p>
     <w:p>
@@ -16462,7 +17752,58 @@
           <w:i w:val="0"/>
           <w:sz w:val="22"/>
         </w:rPr>
-        <w:t>The λ = 0.01 cardinality weight in Eq. (1) was fixed before the full run, together with every other hyperparameter (Statistics and reproducibility, below). To check that this choice is not load-bearing, we reran the full protocol on five representative datasets (Zoo, Sonar, WDBC, ColonCancer, Leukemia; 30 independent runs each) at five additional λ values spanning zero cardinality penalty to 5× the deployed weight. Table 10 reports the sweep.</w:t>
+        <w:t xml:space="preserve">The </w:t>
+      </w:r>
+      <m:oMath>
+        <m:r>
+          <w:rPr>
+            <w:sz w:val="22"/>
+            <w:szCs w:val="22"/>
+          </w:rPr>
+          <m:t xml:space="preserve">λ = 0.01</m:t>
+        </m:r>
+      </m:oMath>
+      <w:r>
+        <w:rPr>
+          <w:rFonts w:ascii="Times New Roman" w:hAnsi="Times New Roman" w:cs="Times New Roman" w:eastAsia="Times New Roman"/>
+          <w:i w:val="0"/>
+          <w:sz w:val="22"/>
+        </w:rPr>
+        <w:t xml:space="preserve"> cardinality weight in Eq. (1) was fixed before the full run, together with every other hyperparameter (Statistics and reproducibility, below). To check that this choice is not load-bearing, we reran the full protocol on five representative datasets (Zoo, Sonar, WDBC, ColonCancer, Leukemia; 30 independent runs each) at five additional </w:t>
+      </w:r>
+      <m:oMath>
+        <m:r>
+          <w:rPr>
+            <w:sz w:val="22"/>
+            <w:szCs w:val="22"/>
+          </w:rPr>
+          <m:t xml:space="preserve">λ</m:t>
+        </m:r>
+      </m:oMath>
+      <w:r>
+        <w:rPr>
+          <w:rFonts w:ascii="Times New Roman" w:hAnsi="Times New Roman" w:cs="Times New Roman" w:eastAsia="Times New Roman"/>
+          <w:i w:val="0"/>
+          <w:sz w:val="22"/>
+        </w:rPr>
+        <w:t xml:space="preserve"> values spanning zero cardinality penalty to </w:t>
+      </w:r>
+      <m:oMath>
+        <m:r>
+          <w:rPr>
+            <w:sz w:val="22"/>
+            <w:szCs w:val="22"/>
+          </w:rPr>
+          <m:t xml:space="preserve">5×</m:t>
+        </m:r>
+      </m:oMath>
+      <w:r>
+        <w:rPr>
+          <w:rFonts w:ascii="Times New Roman" w:hAnsi="Times New Roman" w:cs="Times New Roman" w:eastAsia="Times New Roman"/>
+          <w:i w:val="0"/>
+          <w:sz w:val="22"/>
+        </w:rPr>
+        <w:t xml:space="preserve"> the deployed weight. Table 10 reports the sweep.</w:t>
       </w:r>
     </w:p>
     <w:p>
@@ -16528,14 +17869,15 @@
             </w:tcBorders>
           </w:tcPr>
           <w:p>
-            <w:r>
-              <w:rPr>
-                <w:rFonts w:ascii="Times New Roman" w:hAnsi="Times New Roman" w:cs="Times New Roman" w:eastAsia="Times New Roman"/>
-                <w:b/>
-                <w:sz w:val="16"/>
-              </w:rPr>
-              <w:t>λ</w:t>
-            </w:r>
+            <m:oMath>
+              <m:r>
+                <w:rPr>
+                  <w:sz w:val="22"/>
+                  <w:szCs w:val="22"/>
+                </w:rPr>
+                <m:t xml:space="preserve">λ</m:t>
+              </m:r>
+            </m:oMath>
           </w:p>
         </w:tc>
         <w:tc>
@@ -18305,7 +19647,71 @@
           <w:rFonts w:ascii="Times New Roman" w:hAnsi="Times New Roman" w:cs="Times New Roman" w:eastAsia="Times New Roman"/>
           <w:sz w:val="18"/>
         </w:rPr>
-        <w:t>Table 10 Cardinality-weight sensitivity (λ in {0, 0.001, 0.005, 0.01, 0.02, 0.05} in Eq. (1); 30 independent runs per cell, same protocol and five of the 18 datasets used elsewhere in this section). Highest accuracy per dataset in bold. Accuracy is essentially flat across the sweep: λ=0.01, the value deployed throughout this paper, attains the highest accuracy on one of five datasets and is within 0.3 percentage points of the best value on the remaining four, well inside the run-to-run standard deviation. Mean selected-feature count trends downward as λ increases on every dataset (cleanest on WDBC, noisier on the higher-dimensional ColonCancer and Sonar sets), so λ mainly trades a modest, dataset-dependent subset reduction against a negligible accuracy change; 0.01 sits inside this flat region rather than at either extreme.</w:t>
+        <w:t>Table 10 Cardinality-weight sensitivity (</w:t>
+      </w:r>
+      <m:oMath>
+        <m:r>
+          <w:rPr>
+            <w:sz w:val="22"/>
+            <w:szCs w:val="22"/>
+          </w:rPr>
+          <m:t xml:space="preserve">λ</m:t>
+        </m:r>
+      </m:oMath>
+      <w:r>
+        <w:rPr>
+          <w:rFonts w:ascii="Times New Roman" w:hAnsi="Times New Roman" w:cs="Times New Roman" w:eastAsia="Times New Roman"/>
+          <w:sz w:val="18"/>
+        </w:rPr>
+        <w:t xml:space="preserve"> in {0, 0.001, 0.005, 0.01, 0.02, 0.05} in Eq. (1); 30 independent runs per cell, same protocol and five of the 18 datasets used elsewhere in this section). Highest accuracy per dataset in bold. Accuracy is essentially flat across the sweep: </w:t>
+      </w:r>
+      <m:oMath>
+        <m:r>
+          <w:rPr>
+            <w:sz w:val="22"/>
+            <w:szCs w:val="22"/>
+          </w:rPr>
+          <m:t xml:space="preserve">λ=0.01</m:t>
+        </m:r>
+      </m:oMath>
+      <w:r>
+        <w:rPr>
+          <w:rFonts w:ascii="Times New Roman" w:hAnsi="Times New Roman" w:cs="Times New Roman" w:eastAsia="Times New Roman"/>
+          <w:sz w:val="18"/>
+        </w:rPr>
+        <w:t xml:space="preserve">, the value deployed throughout this paper, attains the highest accuracy on one of five datasets and is within 0.3 percentage points of the best value on the remaining four, well inside the run-to-run standard deviation. Mean selected-feature count trends downward as </w:t>
+      </w:r>
+      <m:oMath>
+        <m:r>
+          <w:rPr>
+            <w:sz w:val="22"/>
+            <w:szCs w:val="22"/>
+          </w:rPr>
+          <m:t xml:space="preserve">λ</m:t>
+        </m:r>
+      </m:oMath>
+      <w:r>
+        <w:rPr>
+          <w:rFonts w:ascii="Times New Roman" w:hAnsi="Times New Roman" w:cs="Times New Roman" w:eastAsia="Times New Roman"/>
+          <w:sz w:val="18"/>
+        </w:rPr>
+        <w:t xml:space="preserve"> increases on every dataset (cleanest on WDBC, noisier on the higher-dimensional ColonCancer and Sonar sets), so </w:t>
+      </w:r>
+      <m:oMath>
+        <m:r>
+          <w:rPr>
+            <w:sz w:val="22"/>
+            <w:szCs w:val="22"/>
+          </w:rPr>
+          <m:t xml:space="preserve">λ</m:t>
+        </m:r>
+      </m:oMath>
+      <w:r>
+        <w:rPr>
+          <w:rFonts w:ascii="Times New Roman" w:hAnsi="Times New Roman" w:cs="Times New Roman" w:eastAsia="Times New Roman"/>
+          <w:sz w:val="18"/>
+        </w:rPr>
+        <w:t xml:space="preserve"> mainly trades a modest, dataset-dependent subset reduction against a negligible accuracy change; 0.01 sits inside this flat region rather than at either extreme.</w:t>
       </w:r>
     </w:p>
     <w:p>
@@ -18354,7 +19760,151 @@
           <w:rFonts w:ascii="Times New Roman" w:hAnsi="Times New Roman" w:cs="Times New Roman" w:eastAsia="Times New Roman"/>
           <w:sz w:val="22"/>
         </w:rPr>
-        <w:t>Leakage control (data flow). Every step that could learn from the labels or the held-out partition is confined to the training fold: raw data → label-independent cleaning/encoding → outer 80/20 split → [on the 80% train only] fit standardizer · compute MI relevance prior ρ · 5-fold CV fitness · feature-subset search → freeze selected mask → [on the 20% hold-out] transform with the train-fitted standardizer only → single KNN evaluation. No standardizer, relevance prior, CV fold, or hyperparameter is ever fit on, or given access to, the held-out partition; the hold-out is touched exactly once, for final evaluation.</w:t>
+        <w:t xml:space="preserve">Leakage control (data flow). Every step that could learn from the labels or the held-out partition is confined to the training fold: raw data </w:t>
+      </w:r>
+      <m:oMath>
+        <m:r>
+          <w:rPr>
+            <w:sz w:val="22"/>
+            <w:szCs w:val="22"/>
+          </w:rPr>
+          <m:t xml:space="preserve">→</m:t>
+        </m:r>
+      </m:oMath>
+      <w:r>
+        <w:rPr>
+          <w:rFonts w:ascii="Times New Roman" w:hAnsi="Times New Roman" w:cs="Times New Roman" w:eastAsia="Times New Roman"/>
+          <w:sz w:val="22"/>
+        </w:rPr>
+        <w:t xml:space="preserve"> label-independent cleaning/encoding </w:t>
+      </w:r>
+      <m:oMath>
+        <m:r>
+          <w:rPr>
+            <w:sz w:val="22"/>
+            <w:szCs w:val="22"/>
+          </w:rPr>
+          <m:t xml:space="preserve">→</m:t>
+        </m:r>
+      </m:oMath>
+      <w:r>
+        <w:rPr>
+          <w:rFonts w:ascii="Times New Roman" w:hAnsi="Times New Roman" w:cs="Times New Roman" w:eastAsia="Times New Roman"/>
+          <w:sz w:val="22"/>
+        </w:rPr>
+        <w:t xml:space="preserve"> outer 80/20 split </w:t>
+      </w:r>
+      <m:oMath>
+        <m:r>
+          <w:rPr>
+            <w:sz w:val="22"/>
+            <w:szCs w:val="22"/>
+          </w:rPr>
+          <m:t xml:space="preserve">→ [</m:t>
+        </m:r>
+      </m:oMath>
+      <w:r>
+        <w:rPr>
+          <w:rFonts w:ascii="Times New Roman" w:hAnsi="Times New Roman" w:cs="Times New Roman" w:eastAsia="Times New Roman"/>
+          <w:sz w:val="22"/>
+        </w:rPr>
+        <w:t xml:space="preserve">on the 80% train only] fit standardizer </w:t>
+      </w:r>
+      <m:oMath>
+        <m:r>
+          <w:rPr>
+            <w:sz w:val="22"/>
+            <w:szCs w:val="22"/>
+          </w:rPr>
+          <m:t xml:space="preserve">·</m:t>
+        </m:r>
+      </m:oMath>
+      <w:r>
+        <w:rPr>
+          <w:rFonts w:ascii="Times New Roman" w:hAnsi="Times New Roman" w:cs="Times New Roman" w:eastAsia="Times New Roman"/>
+          <w:sz w:val="22"/>
+        </w:rPr>
+        <w:t xml:space="preserve"> compute MI relevance prior </w:t>
+      </w:r>
+      <m:oMath>
+        <m:r>
+          <w:rPr>
+            <w:sz w:val="22"/>
+            <w:szCs w:val="22"/>
+          </w:rPr>
+          <m:t xml:space="preserve">ρ · 5</m:t>
+        </m:r>
+      </m:oMath>
+      <w:r>
+        <w:rPr>
+          <w:rFonts w:ascii="Times New Roman" w:hAnsi="Times New Roman" w:cs="Times New Roman" w:eastAsia="Times New Roman"/>
+          <w:sz w:val="22"/>
+        </w:rPr>
+        <w:t xml:space="preserve">-fold CV fitness </w:t>
+      </w:r>
+      <m:oMath>
+        <m:r>
+          <w:rPr>
+            <w:sz w:val="22"/>
+            <w:szCs w:val="22"/>
+          </w:rPr>
+          <m:t xml:space="preserve">·</m:t>
+        </m:r>
+      </m:oMath>
+      <w:r>
+        <w:rPr>
+          <w:rFonts w:ascii="Times New Roman" w:hAnsi="Times New Roman" w:cs="Times New Roman" w:eastAsia="Times New Roman"/>
+          <w:sz w:val="22"/>
+        </w:rPr>
+        <w:t xml:space="preserve"> feature-subset search </w:t>
+      </w:r>
+      <m:oMath>
+        <m:r>
+          <w:rPr>
+            <w:sz w:val="22"/>
+            <w:szCs w:val="22"/>
+          </w:rPr>
+          <m:t xml:space="preserve">→</m:t>
+        </m:r>
+      </m:oMath>
+      <w:r>
+        <w:rPr>
+          <w:rFonts w:ascii="Times New Roman" w:hAnsi="Times New Roman" w:cs="Times New Roman" w:eastAsia="Times New Roman"/>
+          <w:sz w:val="22"/>
+        </w:rPr>
+        <w:t xml:space="preserve"> freeze selected mask </w:t>
+      </w:r>
+      <m:oMath>
+        <m:r>
+          <w:rPr>
+            <w:sz w:val="22"/>
+            <w:szCs w:val="22"/>
+          </w:rPr>
+          <m:t xml:space="preserve">→ [</m:t>
+        </m:r>
+      </m:oMath>
+      <w:r>
+        <w:rPr>
+          <w:rFonts w:ascii="Times New Roman" w:hAnsi="Times New Roman" w:cs="Times New Roman" w:eastAsia="Times New Roman"/>
+          <w:sz w:val="22"/>
+        </w:rPr>
+        <w:t xml:space="preserve">on the 20% hold-out] transform with the train-fitted standardizer only </w:t>
+      </w:r>
+      <m:oMath>
+        <m:r>
+          <w:rPr>
+            <w:sz w:val="22"/>
+            <w:szCs w:val="22"/>
+          </w:rPr>
+          <m:t xml:space="preserve">→</m:t>
+        </m:r>
+      </m:oMath>
+      <w:r>
+        <w:rPr>
+          <w:rFonts w:ascii="Times New Roman" w:hAnsi="Times New Roman" w:cs="Times New Roman" w:eastAsia="Times New Roman"/>
+          <w:sz w:val="22"/>
+        </w:rPr>
+        <w:t xml:space="preserve"> single KNN evaluation. No standardizer, relevance prior, CV fold, or hyperparameter is ever fit on, or given access to, the held-out partition; the hold-out is touched exactly once, for final evaluation.</w:t>
       </w:r>
     </w:p>
     <w:p>
@@ -18362,6 +19912,51 @@
         <w:spacing w:line="360" w:lineRule="auto" w:after="200"/>
         <w:jc w:val="both"/>
       </w:pPr>
+      <m:oMath>
+        <m:r>
+          <w:rPr>
+            <w:sz w:val="22"/>
+            <w:szCs w:val="22"/>
+          </w:rPr>
+          <m:t xml:space="preserve">γ = 0.5</m:t>
+        </m:r>
+      </m:oMath>
+      <m:oMath>
+        <m:r>
+          <w:rPr>
+            <w:sz w:val="22"/>
+            <w:szCs w:val="22"/>
+          </w:rPr>
+          <m:t xml:space="preserve">τ = 0.5</m:t>
+        </m:r>
+      </m:oMath>
+      <m:oMath>
+        <m:r>
+          <w:rPr>
+            <w:sz w:val="22"/>
+            <w:szCs w:val="22"/>
+          </w:rPr>
+          <m:t xml:space="preserve">τ</m:t>
+        </m:r>
+      </m:oMath>
+      <m:oMath>
+        <m:r>
+          <w:rPr>
+            <w:sz w:val="22"/>
+            <w:szCs w:val="22"/>
+          </w:rPr>
+          <m:t xml:space="preserve">λ</m:t>
+        </m:r>
+      </m:oMath>
+      <m:oMath>
+        <m:r>
+          <w:rPr>
+            <w:sz w:val="22"/>
+            <w:szCs w:val="22"/>
+          </w:rPr>
+          <m:t xml:space="preserve">γ</m:t>
+        </m:r>
+      </m:oMath>
       <w:r>
         <w:rPr>
           <w:rFonts w:ascii="Times New Roman" w:hAnsi="Times New Roman" w:cs="Times New Roman" w:eastAsia="Times New Roman"/>
@@ -18469,7 +20064,7 @@
           <w:rFonts w:ascii="Times New Roman" w:hAnsi="Times New Roman" w:cs="Times New Roman" w:eastAsia="Times New Roman"/>
           <w:sz w:val="22"/>
         </w:rPr>
-        <w:t xml:space="preserve">. The protocol is preregistered and locked prior to the full run. All algorithms share: population 30, 500 iterations, 30 independent runs, seed = 42+run_id (paired across algorithms), KNN (k=5) with stratified 5-fold cross-validation, search space [-1,1]d, and the fitness above. This is a faithful published-default comparison, not an equally-tuned one: every baseline runs at its own published/library-default control parameters under this identical shared protocol, and no method is re-tuned per dataset. RG-SCSO's γ = 0.5, τ = 0.5, and K = 8 are likewise fixed before the full run; τ and the cardinality weight λ are additionally characterized by the sensitivity sweeps in Supplementary Information, while γ and K were frozen from the preregistration pilot and not tuned on the test data. A per-method fidelity table (source, version, control parameters, search space, tuning, budget, seed) is provided in the released repository (Baseline_Fidelity_Report); the limitation of comparing against untuned baselines is acknowledged in Discussion.</w:t>
+        <w:t xml:space="preserve">. The protocol is preregistered and locked prior to the full run. All algorithms share: population 30, 500 iterations, 30 independent runs, seed = 42+run_id (paired across algorithms), KNN (k=5) with stratified 5-fold cross-validation, search space [-1,1]d, and the fitness above. This is a faithful published-default comparison, not an equally-tuned one: every baseline runs at its own published/library-default control parameters under this identical shared protocol, and no method is re-tuned per dataset. RG-SCSO's , , and K = 8 are likewise fixed before the full run;  and the cardinality weight  are additionally characterized by the sensitivity sweeps in Supplementary Information, while  and K were frozen from the preregistration pilot and not tuned on the test data. A per-method fidelity table (source, version, control parameters, search space, tuning, budget, seed) is provided in the released repository (Baseline_Fidelity_Report); the limitation of comparing against untuned baselines is acknowledged in Discussion.</w:t>
       </w:r>
     </w:p>
     <w:p>
@@ -18502,6 +20097,15 @@
         <w:spacing w:line="360" w:lineRule="auto" w:after="200"/>
         <w:jc w:val="both"/>
       </w:pPr>
+      <m:oMath>
+        <m:r>
+          <w:rPr>
+            <w:sz w:val="22"/>
+            <w:szCs w:val="22"/>
+          </w:rPr>
+          <m:t xml:space="preserve">α = 0.05</m:t>
+        </m:r>
+      </m:oMath>
       <w:r>
         <w:rPr>
           <w:rFonts w:ascii="Times New Roman" w:hAnsi="Times New Roman" w:cs="Times New Roman" w:eastAsia="Times New Roman"/>
@@ -18524,7 +20128,7 @@
           <w:rFonts w:ascii="Times New Roman" w:hAnsi="Times New Roman" w:cs="Times New Roman" w:eastAsia="Times New Roman"/>
           <w:sz w:val="22"/>
         </w:rPr>
-        <w:t xml:space="preserve">, the Holm family formed per dataset, at α = 0.05. A tie denotes failure to reject H0 (no significant accuracy difference) at this threshold; it is not evidence of equivalence. Effect sizes use Cohen's d and rank-biserial r; overall comparison uses the Friedman test with a critical-difference diagram </w:t>
+        <w:t xml:space="preserve">, the Holm family formed per dataset, at . A tie denotes failure to reject H0 (no significant accuracy difference) at this threshold; it is not evidence of equivalence. Effect sizes use Cohen's d and rank-biserial r; overall comparison uses the Friedman test with a critical-difference diagram </w:t>
       </w:r>
       <w:hyperlink w:anchor="ref23">
         <w:r>
@@ -18602,7 +20206,41 @@
           <w:i w:val="0"/>
           <w:sz w:val="22"/>
         </w:rPr>
-        <w:t>The relevance prior, the binarization threshold τ, the cardinality weight λ, and every other hyperparameter are fixed or estimated using only the training partition of each outer split; none is tuned, selected, or recomputed using held-out labels at any stage of the search, evaluation, or hyperparameter sweep.</w:t>
+        <w:t xml:space="preserve">The relevance prior, the binarization threshold </w:t>
+      </w:r>
+      <m:oMath>
+        <m:r>
+          <w:rPr>
+            <w:sz w:val="22"/>
+            <w:szCs w:val="22"/>
+          </w:rPr>
+          <m:t xml:space="preserve">τ</m:t>
+        </m:r>
+      </m:oMath>
+      <w:r>
+        <w:rPr>
+          <w:rFonts w:ascii="Times New Roman" w:hAnsi="Times New Roman" w:cs="Times New Roman" w:eastAsia="Times New Roman"/>
+          <w:i w:val="0"/>
+          <w:sz w:val="22"/>
+        </w:rPr>
+        <w:t xml:space="preserve">, the cardinality weight </w:t>
+      </w:r>
+      <m:oMath>
+        <m:r>
+          <w:rPr>
+            <w:sz w:val="22"/>
+            <w:szCs w:val="22"/>
+          </w:rPr>
+          <m:t xml:space="preserve">λ</m:t>
+        </m:r>
+      </m:oMath>
+      <w:r>
+        <w:rPr>
+          <w:rFonts w:ascii="Times New Roman" w:hAnsi="Times New Roman" w:cs="Times New Roman" w:eastAsia="Times New Roman"/>
+          <w:i w:val="0"/>
+          <w:sz w:val="22"/>
+        </w:rPr>
+        <w:t>, and every other hyperparameter are fixed or estimated using only the training partition of each outer split; none is tuned, selected, or recomputed using held-out labels at any stage of the search, evaluation, or hyperparameter sweep.</w:t>
       </w:r>
     </w:p>
     <w:p>

--- a/RG-SCSO_ASOC.docx
+++ b/RG-SCSO_ASOC.docx
@@ -342,7 +342,7 @@
           <w:i w:val="0"/>
           <w:sz w:val="22"/>
         </w:rPr>
-        <w:t>We close this gap with RG-SCSO: a per-feature, relevance-modulated binarization in which a mutual-information relevance field biases each feature's bit-flip probability, turning a knowledge-agnostic quantization step into a knowledge-carrying operator. SCSO's continuous search, including its sensitivity range, is retained unchanged; the novelty resides entirely in the binarization (Fig. 1). The method is designed for the regime where wrapper feature selection is most often applied in practice, low- to medium-dimensional problems in which the goal is a smaller, more deployable feature subset at matched accuracy, and we evaluate it, and bound it, against that intended use rather than claiming universal dominance; on extreme p &gt;&gt; n gene-expression data a classical embedded selector remains preferable, a boundary we report as a scope of the design, not a hidden caveat. This paper makes four contributions. First, we identify washout as a mechanistic failure mode and derive a diagnostic bound, together with a cumulative extension linking it to discrete transition dynamics. Second, we propose RG-SCSO, whose ablation-confirmed centerpiece is relevance-modulated sensitivity (RMS), supplemented by a smaller, budget-neutral memetic refinement step (UMR) that a sensitivity sweep shows contributes far less than RMS; an online-learning variant of the relevance field is examined and pruned entirely by ablation. Third, we evaluate under a preregistered, fixed-budget, leak-free protocol that denies the relevance prior any access to test labels. Fourth, we report a full statistical treatment, a component ablation, and a size-fair enrichment analysis correlating the observed parsimony with relevance guidance.</w:t>
+        <w:t>We close this gap with RG-SCSO: a per-feature, relevance-modulated binarization in which a mutual-information relevance field biases each feature's bit-flip probability, turning a knowledge-agnostic quantization step into a knowledge-carrying operator. SCSO's continuous search, including its sensitivity range, is retained unchanged; the novelty resides entirely in the binarization (Fig. 1). The method is designed for the regime where wrapper feature selection is most often applied in practice, low- to medium-dimensional problems in which the goal is a smaller, more deployable feature subset at matched accuracy, and we evaluate it, and bound it, against that intended use rather than claiming universal dominance; on extreme p &gt;&gt; n gene-expression data a classical embedded selector remains preferable, a boundary we report as a scope of the design, not a hidden caveat. This paper makes four contributions. First, we identify washout as a mechanistic failure mode and derive a diagnostic bound, together with a cumulative extension linking it to discrete transition dynamics. Second, we propose RG-SCSO, whose ablation-confirmed centerpiece is relevance-modulated sensitivity (RMS), supplemented by a smaller, budget-neutral memetic refinement step (UMR) that a sensitivity sweep shows contributes far less than RMS; an online-learning variant of the relevance field is examined and pruned entirely by ablation. Third, we evaluate under a pre-specified, fixed-budget, leak-free protocol that denies the relevance prior any access to test labels. Fourth, we report a full statistical treatment, a component ablation, and a size-fair enrichment analysis correlating the observed parsimony with relevance guidance.</w:t>
       </w:r>
     </w:p>
     <w:p>
@@ -1811,7 +1811,7 @@
           <w:i w:val="0"/>
           <w:sz w:val="22"/>
         </w:rPr>
-        <w:t>, p &lt; 0.001). A Holm-corrected Wilcoxon signed-rank test across all pairwise comparisons gives RG-SCSO 64 significant wins, 1 loss, and 43 ties; the only close competitor is AOA, against which the advantage is genuine but moderate (median |d|=0.30), RG-SCSO still leading on mean accuracy. Over the 18 datasets the paired accuracy difference against AOA is +0.017 (95% bootstrap CI [+0.003, +0.034], excluding zero), confirming a small but consistent aggregate edge; against every other baseline the paired difference is larger (all 95% CIs excluding zero).</w:t>
+        <w:t>, p &lt; 0.001). A Holm-corrected Wilcoxon signed-rank test across all pairwise comparisons gives RG-SCSO 64 significant wins, 1 loss, and 43 ties; the only close competitor is AOA, over which RG-SCSO holds the higher mean accuracy and a consistent positive aggregate difference (median |d|=0.30). The more conservative Nemenyi post-hoc, however, does not separate the two (Fig. 3), so we read this as a modest aggregate edge rather than a statistically conclusive superiority over AOA. Over the 18 datasets the paired accuracy difference against AOA is +0.017 (95% bootstrap CI [+0.003, +0.034], excluding zero), confirming a small but consistent aggregate edge; against every other baseline the paired difference is larger (all 95% CIs excluding zero).</w:t>
       </w:r>
     </w:p>
     <w:p>
@@ -4232,7 +4232,7 @@
           <w:i w:val="0"/>
           <w:sz w:val="22"/>
         </w:rPr>
-        <w:t>Table 3 gives the in-sample average rank (1.00 for RG-SCSO) and the Holm-significant win/tie/loss against each baseline. These are paired per-dataset comparisons, not independent trials: across the 108 dataset-baseline pairs RG-SCSO wins 107 and loses 0, with predominantly large effect sizes (median |d|=2.15; 96% exceed 0.8). These in-sample effect sizes are an optimistic upper bound: they contract to the small-to-moderate held-out range above once the relevance prior is denied access to test labels, whereas the ranking itself is preserved.</w:t>
+        <w:t>Table 3 gives the in-sample average rank (1.00 for RG-SCSO) and the Holm-significant win/tie/loss against each baseline. These are paired per-dataset comparisons, not independent trials: across the 108 dataset-baseline comparisons RG-SCSO records 107 significant wins, 1 non-significant tie, and 0 significant losses after Holm correction, with predominantly large effect sizes (median |d|=2.15; 96% exceed 0.8). These in-sample effect sizes are an optimistic upper bound: they contract to the small-to-moderate held-out range above once the relevance prior is denied access to test labels, whereas the ranking itself is preserved.</w:t>
       </w:r>
     </w:p>
     <w:p>
@@ -5767,7 +5767,7 @@
           <w:rFonts w:ascii="Times New Roman" w:hAnsi="Times New Roman" w:cs="Times New Roman" w:eastAsia="Times New Roman"/>
           <w:sz w:val="17"/>
         </w:rPr>
-        <w:t>Fig. 6. Mechanism evidence: size-fair top-MI enrichment on the two gene-expression sets (selection precision divided by the chance level |S|/N; mean over 30 runs, error bars = std). RG-SCSO enriches its subset 1.22-1.26x above chance (ColonCancer, Leukemia respectively), whereas the relevance-agnostic SCSO sits at essentially chance (lift 1.00 on both), evidence that the relevance field, not the base search, drives the smaller and more accurate subsets. Feature-selection stability is reported separately, with its size correction, in Fig. 9.</w:t>
+        <w:t>Fig. 6. Mechanism evidence: size-fair top-MI enrichment on the two gene-expression sets (selection precision divided by the chance level |S|/N; mean over 30 runs, error bars = std). RG-SCSO enriches its subset 1.22-1.26x above chance (ColonCancer, Leukemia respectively), whereas the relevance-agnostic SCSO sits at essentially chance (lift 1.00 on both), evidence consistent with relevance guidance, rather than the base search, contributing to the smaller and more accurate subsets. Feature-selection stability is reported separately, with its size correction, in Fig. 9.</w:t>
       </w:r>
     </w:p>
     <w:p>
@@ -5858,7 +5858,7 @@
           <w:rFonts w:ascii="Times New Roman" w:hAnsi="Times New Roman" w:cs="Times New Roman" w:eastAsia="Times New Roman"/>
           <w:sz w:val="17"/>
         </w:rPr>
-        <w:t>Fig. 7. How relevance guidance translates into selection behaviour. (a) For WDBC, per-feature mutual-information relevance (computed on the full sample for visualization only; the optimizer uses a train-only prior) versus the fraction of 30 runs in which each feature is selected. RG-SCSO's selection frequency tracks relevance more closely than base SCSO (Spearman rho = 0.60 vs. 0.37). (b) The same rank correlation across all five datasets: RG-SCSO is at least as relevance-aligned as SCSO on every set and markedly more so on the higher-dimensional ones (ColonCancer, Leukemia, WDBC), and essentially tied on low-dimensional Zoo. The association is correlational; the causal evidence is the shuffled-prior control (Supplementary Information).</w:t>
+        <w:t>Fig. 7. How relevance guidance translates into selection behaviour. (a) For WDBC, per-feature mutual-information relevance (computed on the full sample for visualization only; the optimizer uses a train-only prior) versus the fraction of 30 runs in which each feature is selected. RG-SCSO's selection frequency tracks relevance more closely than base SCSO (Spearman rho = 0.60 vs. 0.37). (b) The same rank correlation across all five datasets: RG-SCSO is at least as relevance-aligned as SCSO on every set and markedly more so on the higher-dimensional ones (ColonCancer, Leukemia, WDBC), and essentially tied on low-dimensional Zoo. The association is correlational; the causal evidence is the shuffled-prior control (Supplementary Information). The full-sample relevance values plotted here are used solely as an ex-post descriptive visualization; they never enter the optimization, model selection, hyperparameter choice, or any reported statistical test, all of which use the train-only prior.</w:t>
       </w:r>
     </w:p>
     <w:p>
@@ -10726,7 +10726,7 @@
           <w:i w:val="0"/>
           <w:sz w:val="22"/>
         </w:rPr>
-        <w:t xml:space="preserve">In practical terms, RG-SCSO is a drop-in replacement for the binarization step of any SCSO-based wrapper, adding only a small, fixed set of hyperparameters (the modulation strength </w:t>
+        <w:t xml:space="preserve">In practical terms, RG-SCSO is designed to drop into the binarization step of an SCSO-based wrapper, adding only a small, fixed set of hyperparameters (the modulation strength </w:t>
       </w:r>
       <m:oMath>
         <m:r>
@@ -10760,7 +10760,7 @@
           <w:i w:val="0"/>
           <w:sz w:val="22"/>
         </w:rPr>
-        <w:t>, and the memetic budget K) that this paper shows are not fragile choices; its main practical payoff is a smaller, cheaper-to-store and cheaper-to-deploy feature subset at accuracy that matches or exceeds the swarm-based selectors it was compared against.</w:t>
+        <w:t>, and the memetic budget K) that this paper shows are not fragile choices; its main practical payoff is a smaller feature subset that is cheaper to store and can lower downstream feature-processing cost wherever feature acquisition and preprocessing scale with dimensionality, at accuracy that matches or exceeds the swarm-based selectors it was compared against.</w:t>
       </w:r>
     </w:p>
     <w:p>
@@ -20064,7 +20064,7 @@
           <w:rFonts w:ascii="Times New Roman" w:hAnsi="Times New Roman" w:cs="Times New Roman" w:eastAsia="Times New Roman"/>
           <w:sz w:val="22"/>
         </w:rPr>
-        <w:t xml:space="preserve">. The protocol is preregistered and locked prior to the full run. All algorithms share: population 30, 500 iterations, 30 independent runs, seed = 42+run_id (paired across algorithms), KNN (k=5) with stratified 5-fold cross-validation, search space [-1,1]d, and the fitness above. This is a faithful published-default comparison, not an equally-tuned one: every baseline runs at its own published/library-default control parameters under this identical shared protocol, and no method is re-tuned per dataset. RG-SCSO's , , and K = 8 are likewise fixed before the full run;  and the cardinality weight  are additionally characterized by the sensitivity sweeps in Supplementary Information, while  and K were frozen from the preregistration pilot and not tuned on the test data. A per-method fidelity table (source, version, control parameters, search space, tuning, budget, seed) is provided in the released repository (Baseline_Fidelity_Report); the limitation of comparing against untuned baselines is acknowledged in Discussion.</w:t>
+        <w:t xml:space="preserve">. The protocol is pre-specified and locked prior to the full run. All algorithms share: population 30, 500 iterations, 30 independent runs, seed = 42+run_id (paired across algorithms), KNN (k=5) with stratified 5-fold cross-validation, search space [-1,1]d, and the fitness above. This is a faithful published-default comparison, not an equally-tuned one: every baseline runs at its own published/library-default control parameters under this identical shared protocol, and no method is re-tuned per dataset. RG-SCSO's , , and K = 8 are likewise fixed before the full run;  and the cardinality weight  are additionally characterized by the sensitivity sweeps in Supplementary Information, while  and K were frozen from the pre-specification pilot and not tuned on the test data. A per-method fidelity table (source, version, control parameters, search space, tuning, budget, seed) is provided in the released repository (Baseline_Fidelity_Report); the limitation of comparing against untuned baselines is acknowledged in Discussion.</w:t>
       </w:r>
     </w:p>
     <w:p>
@@ -20145,7 +20145,7 @@
           <w:rFonts w:ascii="Times New Roman" w:hAnsi="Times New Roman" w:cs="Times New Roman" w:eastAsia="Times New Roman"/>
           <w:sz w:val="22"/>
         </w:rPr>
-        <w:t xml:space="preserve">. The experimental design was preregistered and version-controlled before the full run and left unmodified after results were observed; all randomness is seeded deterministically and shared across algorithms.</w:t>
+        <w:t xml:space="preserve">. The experimental design was pre-specified and version-controlled before the full run and left unmodified after results were observed; all randomness is seeded deterministically and shared across algorithms.</w:t>
       </w:r>
     </w:p>
     <w:p>
@@ -20401,7 +20401,7 @@
           <w:i w:val="0"/>
           <w:sz w:val="22"/>
         </w:rPr>
-        <w:t>The datasets analysed in this study are publicly available benchmarks (UCI and standard microarray sets); Supplementary Table S1 lists each source. The source code, the locked preregistration, the per-run seeds, a complete hyperparameter table, a pinned dependency list (requirements.txt), an MIT LICENSE, and the raw per-run results are available for review in an anonymized repository (https://anonymous.4open.science/r/RG-SCSO) at the manuscript's release commit, and will be deposited in a public, citable repository with a permanent Zenodo DOI upon acceptance. With the pinned dependencies (requirements.txt, Python 3.10) and the per-run seeds, the tables and figures can be regenerated from the released raw results, and the experiments re-run deterministically.</w:t>
+        <w:t>The datasets analysed in this study are publicly available benchmarks (UCI and standard microarray sets); Supplementary Table S1 lists each source. The source code, the locked pre-specification, the per-run seeds, a complete hyperparameter table, a pinned dependency list (requirements.txt), an MIT LICENSE, and the raw per-run results are available for review in an anonymized repository (https://anonymous.4open.science/r/RG-SCSO) at the manuscript's release commit, and will be deposited in a public, citable repository with a permanent Zenodo DOI upon acceptance. With the pinned dependencies (requirements.txt, Python 3.10) and the per-run seeds, the tables and figures can be regenerated from the released raw results, and the experiments re-run deterministically.</w:t>
       </w:r>
     </w:p>
     <w:p>

--- a/RG-SCSO_ASOC.docx
+++ b/RG-SCSO_ASOC.docx
@@ -1115,7 +1115,7 @@
           <w:rFonts w:ascii="Times New Roman" w:hAnsi="Times New Roman" w:cs="Times New Roman" w:eastAsia="Times New Roman"/>
           <w:sz w:val="22"/>
         </w:rPr>
-        <w:t xml:space="preserve"> improves continuous-space search dynamics while leaving the binarization interface itself untouched; across the SCSO-family literature we screened, we found none that makes the binarization operator itself per-feature and relevance-aware. A per-reference audit of the binarization mechanism is released with the code; notably, the closest binary SCSO selector that uses relevance injects it at initialization (a differential-expression pre-filter), not at the binarization operator, which is precisely the distinction our signal-position experiment isolates. Table 1 below positions each of these works against this claim directly.</w:t>
+        <w:t xml:space="preserve"> improves continuous-space search dynamics while leaving the binarization interface itself untouched; across the SCSO-family literature we screened, we found none that makes the binarization operator itself per-feature and relevance-aware. A per-reference audit of the binarization mechanism is released with the code; notably, the closest binary SCSO selector that uses relevance injects it at initialization (a differential-expression pre-filter), not at the binarization operator, which is precisely the distinction our signal-position experiment isolates. Table 1 positions each of these works against this claim directly.</w:t>
       </w:r>
     </w:p>
     <w:p>
@@ -1811,7 +1811,7 @@
           <w:i w:val="0"/>
           <w:sz w:val="22"/>
         </w:rPr>
-        <w:t>, p &lt; 0.001). A Holm-corrected Wilcoxon signed-rank test across all pairwise comparisons gives RG-SCSO 64 significant wins, 1 loss, and 43 ties; the only close competitor is AOA, over which RG-SCSO holds the higher mean accuracy and a consistent positive aggregate difference (median |d|=0.30). The more conservative Nemenyi post-hoc, however, does not separate the two (Fig. 3), so we read this as a modest aggregate edge rather than a statistically conclusive superiority over AOA. Over the 18 datasets the paired accuracy difference against AOA is +0.017 (95% bootstrap CI [+0.003, +0.034], excluding zero), confirming a small but consistent aggregate edge; against every other baseline the paired difference is larger (all 95% CIs excluding zero).</w:t>
+        <w:t>, p &lt; 0.001). A Holm-corrected Wilcoxon signed-rank test across all pairwise comparisons gives RG-SCSO 64 significant wins, 1 loss, and 43 ties; the only close competitor is AOA, over which RG-SCSO holds the higher mean accuracy and a consistently positive paired difference (median |d|=0.30); the more conservative Nemenyi post-hoc, however, does not separate the two (Fig. 3), so we read this as a modest edge rather than a statistically conclusive superiority over AOA. Over the 18 datasets that paired difference against AOA is +0.017 (95% bootstrap CI [+0.003, +0.034], excluding zero) -- small but consistent -- while against every other baseline the paired difference is larger (all 95% CIs excluding zero).</w:t>
       </w:r>
     </w:p>
     <w:p>
@@ -4785,7 +4785,7 @@
           <w:i w:val="0"/>
           <w:sz w:val="22"/>
         </w:rPr>
-        <w:t>Fig. 3 below visualizes the held-out ranking (Table 2, Held-out generalization above) as a critical-difference diagram, the paper's primary ranking evidence, distinct from the in-sample rank in Table 3 just above.</w:t>
+        <w:t>Fig. 3 visualizes the held-out ranking (Table 2, Held-out generalization) as a critical-difference diagram, the paper's primary ranking evidence, distinct from the in-sample rank in Table 3.</w:t>
       </w:r>
     </w:p>
     <w:p>
@@ -5701,7 +5701,7 @@
           <w:i w:val="0"/>
           <w:sz w:val="22"/>
         </w:rPr>
-        <w:t>We also test whether relevance guidance makes RG-SCSO preferentially retain high mutual-information features. Because a subset of size |S| overlaps the top-|S| mutual-information features at a chance rate of |S|/N, we report a size-fair enrichment (Fig. 6), the fraction of selected features in the top-|S| set divided by this chance level. RG-SCSO's subset is enriched above chance on both gene-expression sets, whereas the relevance-agnostic SCSO sits at chance, evidence consistent with the relevance field driving the smaller and more accurate subsets, though enrichment alone is correlational. A direct intervention test, detailed in Supplementary Information, permutes the field's feature identities while preserving its value distribution: the permuted field yields no significant accuracy difference from the real field on three of five datasets, a significant but negligible-effect difference on Leukemia, and a clear difference only on ColonCancer, while inverting the field's sign is significantly worse than both on every dataset. The relevance field's direction and scale therefore matter consistently; the exact per-feature ranking within it matters demonstrably on only one of five datasets, a materially weaker causal claim than the enrichment analysis alone would suggest.</w:t>
+        <w:t>We also test whether relevance guidance makes RG-SCSO preferentially retain high mutual-information features. Because a subset of size |S| overlaps the top-|S| mutual-information features at a chance rate of |S|/N, we report a size-fair enrichment (Fig. 6), the fraction of selected features in the top-|S| set divided by this chance level. RG-SCSO's subset is enriched above chance on both gene-expression sets, whereas the relevance-agnostic SCSO sits at chance, evidence consistent with the relevance field driving the smaller and more accurate subsets, though enrichment alone is correlational. A direct intervention test, detailed in Supplementary Information, permutes the field's feature identities while preserving its value distribution: the permuted field yields no significant accuracy difference from the real field on three of five datasets, a significant but negligible-effect difference on Leukemia, and a clear difference only on ColonCancer, while inverting the field's sign is significantly worse than both on every dataset. The results therefore indicate that the direction and scale of the relevance modulation matter under the evaluated conditions, whereas evidence for the exact per-feature ranking effect is strongest on ColonCancer (demonstrable on only one of five datasets) -- a materially weaker causal claim than the enrichment analysis alone would suggest.</w:t>
       </w:r>
     </w:p>
     <w:p>
@@ -5767,7 +5767,7 @@
           <w:rFonts w:ascii="Times New Roman" w:hAnsi="Times New Roman" w:cs="Times New Roman" w:eastAsia="Times New Roman"/>
           <w:sz w:val="17"/>
         </w:rPr>
-        <w:t>Fig. 6. Mechanism evidence: size-fair top-MI enrichment on the two gene-expression sets (selection precision divided by the chance level |S|/N; mean over 30 runs, error bars = std). RG-SCSO enriches its subset 1.22-1.26x above chance (ColonCancer, Leukemia respectively), whereas the relevance-agnostic SCSO sits at essentially chance (lift 1.00 on both), evidence consistent with relevance guidance, rather than the base search, contributing to the smaller and more accurate subsets. Feature-selection stability is reported separately, with its size correction, in Fig. 9.</w:t>
+        <w:t>Fig. 6. Mechanism evidence: size-fair top-MI enrichment on the two gene-expression sets (selection precision divided by the chance level |S|/N; mean over 30 runs, error bars = std). RG-SCSO enriches its subset 1.22-1.26x above chance (ColonCancer, Leukemia respectively), whereas the relevance-agnostic SCSO sits at essentially chance (lift 1.00 on both), providing evidence consistent with relevance guidance contributing to the observed subset enrichment and performance pattern. Feature-selection stability is reported separately, with its size correction, in Fig. 9.</w:t>
       </w:r>
     </w:p>
     <w:p>
@@ -10469,7 +10469,7 @@
           <w:i w:val="0"/>
           <w:sz w:val="22"/>
         </w:rPr>
-        <w:t>The main objective is also a KNN wrapper. It was tested directly under SVM on 16 of the 18 datasets (the full per-dataset breakdown is in Supplementary Information; the remaining two datasets are excluded from the SVM check because an RBF-kernel SVM refit at every one of the wrapper's roughly 15,000 fitness evaluations per run is intractable within budget on the two largest-n datasets), and under Random Forest on the same five-dataset subset as Table 7. The parsimony advantage holds beyond KNN. Under Random Forest specifically it is a more consistent gain in subset size than in accuracy, and the ReliefF-prior degradation established above reproduces under every wrapper tested. The Random Forest check is reported at 10 independent runs per cell rather than 30, a predefined, compute-bound scope decision, as an RF-wrapper run refits a 100-tree ensemble at every fitness evaluation and costs roughly 22x the wall-clock of the KNN wrapper (Supplementary Information); it is therefore read as a directional robustness check rather than a fully powered test. The selected subset is smaller and more consistent in size than competing algorithms', but not necessarily more consistent in identity. Measured by the size- and chance-corrected Nogueira Phi (Fig. 9a), RG-SCSO exhibited more size-corrected feature-selection stability than the baseline SCSO across the evaluated datasets, clearest on the three lower-dimensional sets, yet on both gene-expression datasets RG-SCSO's own Phi is itself close to the level expected by chance, so a much smaller subset there is not a materially more repeatable one. The size correction matters here: an uncorrected pairwise Jaccard would rank AOA as the most 'stable' method only because it selects almost every feature every run (Fig. 9b), overlap that is an artifact of subset size rather than genuine repeatability; the raw-Jaccard values are reported as a metric-diagnostic in Supplementary Information to make this behaviour explicit rather than to headline a favourable number. The full per-dataset breakdown for both checks is in Supplementary Information.</w:t>
+        <w:t>A further boundary concerns the classifier itself: the fitness objective throughout is a KNN wrapper. The selected subsets were re-evaluated directly under SVM on 16 of the 18 datasets (the full per-dataset breakdown is in Supplementary Information; the remaining two datasets are excluded from the SVM check because an RBF-kernel SVM refit at every one of the wrapper's roughly 15,000 fitness evaluations per run is intractable within budget on the two largest-n datasets), and under Random Forest on the same five-dataset subset as Table 7. The parsimony advantage holds beyond KNN. Under Random Forest specifically it is a more consistent gain in subset size than in accuracy, and the ReliefF-prior degradation established above reproduces under every wrapper tested. The Random Forest check is reported at 10 independent runs per cell rather than 30, a predefined, compute-bound scope decision, as an RF-wrapper run refits a 100-tree ensemble at every fitness evaluation and costs roughly 22x the wall-clock of the KNN wrapper (Supplementary Information); it is therefore read as a directional robustness check rather than a fully powered test. The selected subset is smaller and more consistent in size than competing algorithms', but not necessarily more consistent in identity. Measured by the size- and chance-corrected Nogueira Phi (Fig. 9a), RG-SCSO exhibited more size-corrected feature-selection stability than the baseline SCSO across the evaluated datasets, clearest on the three lower-dimensional sets, yet on both gene-expression datasets RG-SCSO's own Phi is itself close to the level expected by chance, so a much smaller subset there is not a materially more repeatable one. The size correction matters here: an uncorrected pairwise Jaccard would rank AOA as the most 'stable' method only because it selects almost every feature every run (Fig. 9b), overlap that is an artifact of subset size rather than genuine repeatability; the raw-Jaccard values are reported as a metric-diagnostic in Supplementary Information to make this behaviour explicit rather than to headline a favourable number. The full per-dataset breakdown for both checks is in Supplementary Information.</w:t>
       </w:r>
     </w:p>
     <w:p>
@@ -20362,7 +20362,7 @@
         <w:rPr>
           <w:rFonts w:ascii="Times New Roman" w:hAnsi="Times New Roman" w:cs="Times New Roman" w:eastAsia="Times New Roman"/>
         </w:rPr>
-        <w:t>Use of AI tools</w:t>
+        <w:t>Declaration of generative AI and AI-assisted technologies in the writing process</w:t>
       </w:r>
     </w:p>
     <w:p>
@@ -20376,7 +20376,7 @@
           <w:i w:val="0"/>
           <w:sz w:val="22"/>
         </w:rPr>
-        <w:t>The authors used a generative AI assistant for language editing, code refactoring, and formatting of tables and figures. All experimental design, implementation, results, and scientific claims were produced and verified by the authors, who take full responsibility for the content of this manuscript.</w:t>
+        <w:t>During the preparation of this work the authors used Claude (Anthropic), a large language model-based assistant, in order to improve the readability and language of the manuscript, and to assist with code refactoring and the formatting of tables and figures. After using this tool, the authors reviewed and edited the content as needed and take full responsibility for the content of the publication; all experimental design, implementation, results, and scientific claims are the authors' own.</w:t>
       </w:r>
     </w:p>
     <w:p>

--- a/RG-SCSO_ASOC.docx
+++ b/RG-SCSO_ASOC.docx
@@ -102,7 +102,7 @@
           <w:rFonts w:ascii="Times New Roman" w:hAnsi="Times New Roman" w:cs="Times New Roman" w:eastAsia="Times New Roman"/>
           <w:sz w:val="18"/>
         </w:rPr>
-        <w:t>Wrapper feature selection with swarm intelligence typically searches in continuous space and crosses into the binary domain through a fixed transfer function, a feature-agnostic quantization that discards the continuous operators' fine adjustments, a failure mode we identify and name washout. We diagnose washout as the reason continuous-space enhancements stop helping at the binarization boundary, and address it at that boundary: RG-SCSO replaces the fixed transfer with a per-feature, relevance-modulated binarization in which a mutual-information field biases each feature's bit-flip probability, so informative features resist removal and noise resists inclusion, while SCSO's continuous search is left otherwise unchanged. The design targets low- to medium-dimensional wrapper feature selection, where the practical goal is a smaller subset at matched accuracy. Evaluated on 18 datasets under a fixed-budget, leak-free protocol that computes the relevance prior, the search, and the cross-validated fitness only on the training partition, RG-SCSO attains the best mean held-out accuracy of the seven metaheuristics compared while selecting the second-smallest feature subsets of any method, trailing only the less-accurate COA. A controlled ablation localizes the gain to the binarization decision, not initialization or the objective, and it persists across classifier wrappers and relevance priors, with more stable subsets than the base search. On the two gene-expression (p &gt;&gt; n) sets a classical LASSO baseline is preferable, bounding the method's envelope to data without that extreme structure.</w:t>
+        <w:t>Wrapper feature selection with swarm intelligence typically searches in continuous space and crosses into the binary domain through a fixed transfer function, a feature-agnostic quantization that discards the continuous operators' fine adjustments, a failure mode we identify and name washout. We diagnose washout as the reason continuous-space enhancements stop helping at the binarization boundary, and address it at that boundary: RG-SCSO replaces the fixed transfer with a per-feature, relevance-modulated binarization in which a mutual-information field biases each feature's bit-flip probability, so informative features resist removal and noise resists inclusion, while SCSO's continuous search is left otherwise unchanged. The design targets low- to medium-dimensional wrapper feature selection, where the practical goal is a smaller subset at matched accuracy. Evaluated on 18 datasets under a nominal fixed-budget, leak-free protocol that computes the relevance prior, the search, and the cross-validated fitness only on the training partition, RG-SCSO attains the best mean held-out accuracy of the seven metaheuristics compared while selecting the second-smallest feature subsets among them, trailing only the less-accurate COA. A controlled ablation localizes the gain to the binarization decision, not initialization or the objective, and it persists across classifier wrappers, while its parsimony benefit depends on the relevance prior. RG-SCSO also shows higher size-corrected subset stability than the base search on the five evaluated stability datasets. On the two gene-expression (p &gt;&gt; n) sets a classical LASSO baseline is preferable, bounding the method's envelope to data without that extreme structure.</w:t>
       </w:r>
     </w:p>
     <w:p>
@@ -342,7 +342,7 @@
           <w:i w:val="0"/>
           <w:sz w:val="22"/>
         </w:rPr>
-        <w:t>We close this gap with RG-SCSO: a per-feature, relevance-modulated binarization in which a mutual-information relevance field biases each feature's bit-flip probability, turning a knowledge-agnostic quantization step into a knowledge-carrying operator. SCSO's continuous search, including its sensitivity range, is retained unchanged; the novelty resides entirely in the binarization (Fig. 1). The method is designed for the regime where wrapper feature selection is most often applied in practice, low- to medium-dimensional problems in which the goal is a smaller, more deployable feature subset at matched accuracy, and we evaluate it, and bound it, against that intended use rather than claiming universal dominance; on extreme p &gt;&gt; n gene-expression data a classical embedded selector remains preferable, a boundary we report as a scope of the design, not a hidden caveat. This paper makes four contributions. First, we identify washout as a mechanistic failure mode and derive a diagnostic bound, together with a cumulative extension linking it to discrete transition dynamics. Second, we propose RG-SCSO, whose ablation-confirmed centerpiece is relevance-modulated sensitivity (RMS), supplemented by a smaller, budget-neutral memetic refinement step (UMR) that a sensitivity sweep shows contributes far less than RMS; an online-learning variant of the relevance field is examined and pruned entirely by ablation. Third, we evaluate under a pre-specified, fixed-budget, leak-free protocol that denies the relevance prior any access to test labels. Fourth, we report a full statistical treatment, a component ablation, and a size-fair enrichment analysis correlating the observed parsimony with relevance guidance.</w:t>
+        <w:t>We close this gap with RG-SCSO: a per-feature, relevance-modulated binarization in which a mutual-information relevance field biases each feature's bit-flip probability, turning a knowledge-agnostic quantization step into a knowledge-carrying operator. SCSO's continuous search, including its sensitivity range, is retained unchanged; the novelty resides entirely in the binarization (Fig. 1). The method is designed for the regime where wrapper feature selection is most often applied in practice, low- to medium-dimensional problems in which the goal is a smaller, more deployable feature subset at matched accuracy, and we evaluate it, and bound it, against that intended use rather than claiming universal dominance; on extreme p &gt;&gt; n gene-expression data a classical embedded selector remains preferable, a boundary we report as a scope of the design, not a hidden caveat. This paper makes four contributions. First, we identify washout as a mechanistic failure mode and derive a diagnostic bound, together with a cumulative extension linking it to discrete transition dynamics. Second, we propose RG-SCSO, whose ablation-confirmed centerpiece is relevance-modulated sensitivity (RMS), supplemented by a smaller, budget-neutral memetic refinement step (UMR) that a sensitivity sweep shows contributes far less than RMS; an online-learning variant of the relevance field is examined and pruned entirely by ablation. Third, we evaluate under a pre-specified, nominal fixed-budget, leak-free protocol that denies the relevance prior any access to test labels. Fourth, we report a full statistical treatment, a component ablation, and a size-fair enrichment analysis correlating the observed parsimony with relevance guidance.</w:t>
       </w:r>
     </w:p>
     <w:p>
@@ -1774,7 +1774,7 @@
           <w:i w:val="0"/>
           <w:sz w:val="22"/>
         </w:rPr>
-        <w:t xml:space="preserve">RQ1 asks whether relevance-modulated binarization improves held-out performance under a fixed computational budget; this subsection answers it directly. For each dataset, algorithm, and independent run we draw an outer stratified 80/20 split. The relevance prior, the search, and the cross-validated fitness are computed exclusively on the 80% training partition; the selected subset is evaluated once on the untouched 20% hold-out, on which a fresh k-NN classifier (standardized on the training partition) reports accuracy, so the relevance prior never has transductive access to the test labels. Table 2 reports held-out accuracy over all seven algorithms and 18 datasets, at a fixed evaluation budget of 15,000 fitness evaluations for every algorithm compared. RG-SCSO attains the best average Friedman rank (1.33, ahead of the second-placed AOA at 2.03; </w:t>
+        <w:t xml:space="preserve">RQ1 asks whether relevance-modulated binarization improves held-out performance under a fixed computational budget; this subsection answers it directly. For each dataset, algorithm, and independent run we draw an outer stratified 80/20 split. The relevance prior, the search, and the cross-validated fitness are computed exclusively on the 80% training partition; the selected subset is evaluated once on the untouched 20% hold-out, on which a fresh k-NN classifier (standardized on the training partition) reports accuracy, so the relevance prior never has transductive access to the test labels. Table 2 reports held-out accuracy over all seven algorithms and 18 datasets, at a nominal 15,000-NFE evaluation budget (max_nfe = 15,000) for every algorithm compared, with a documented 0.2% batch-boundary exception for CoatiOA. RG-SCSO attains the best average Friedman rank (1.33, ahead of the second-placed AOA at 2.03; </w:t>
       </w:r>
       <m:oMath>
         <m:sSup>
@@ -5701,7 +5701,7 @@
           <w:i w:val="0"/>
           <w:sz w:val="22"/>
         </w:rPr>
-        <w:t>We also test whether relevance guidance makes RG-SCSO preferentially retain high mutual-information features. Because a subset of size |S| overlaps the top-|S| mutual-information features at a chance rate of |S|/N, we report a size-fair enrichment (Fig. 6), the fraction of selected features in the top-|S| set divided by this chance level. RG-SCSO's subset is enriched above chance on both gene-expression sets, whereas the relevance-agnostic SCSO sits at chance, evidence consistent with the relevance field driving the smaller and more accurate subsets, though enrichment alone is correlational. A direct intervention test, detailed in Supplementary Information, permutes the field's feature identities while preserving its value distribution: the permuted field yields no significant accuracy difference from the real field on three of five datasets, a significant but negligible-effect difference on Leukemia, and a clear difference only on ColonCancer, while inverting the field's sign is significantly worse than both on every dataset. The results therefore indicate that the direction and scale of the relevance modulation matter under the evaluated conditions, whereas evidence for the exact per-feature ranking effect is strongest on ColonCancer (demonstrable on only one of five datasets) -- a materially weaker causal claim than the enrichment analysis alone would suggest.</w:t>
+        <w:t>We also test whether relevance guidance makes RG-SCSO preferentially retain high mutual-information features. Because a subset of size |S| overlaps the top-|S| mutual-information features at a chance rate of |S|/N, we report a size-fair enrichment (Fig. 6), the fraction of selected features in the top-|S| set divided by this chance level. RG-SCSO's subset is enriched above chance on both gene-expression sets, whereas the relevance-agnostic SCSO sits at chance, evidence consistent with the relevance field contributing to the observed subset enrichment and performance pattern, though enrichment alone is correlational. A direct intervention test, detailed in Supplementary Information, permutes the field's feature identities while preserving its value distribution: the permuted field yields no significant accuracy difference from the real field on three of five datasets, a significant but negligible-effect difference on Leukemia, and a clear difference only on ColonCancer, while inverting the field's sign is significantly worse than both on every dataset. The results therefore indicate that the direction and scale of the relevance modulation matter under the evaluated conditions, whereas evidence for the exact per-feature ranking effect is strongest on ColonCancer (demonstrable on only one of five datasets) -- a materially weaker causal claim than the enrichment analysis alone would suggest.</w:t>
       </w:r>
     </w:p>
     <w:p>
@@ -7385,7 +7385,7 @@
           <w:rFonts w:ascii="Times New Roman" w:hAnsi="Times New Roman" w:cs="Times New Roman" w:eastAsia="Times New Roman"/>
           <w:sz w:val="17"/>
         </w:rPr>
-        <w:t xml:space="preserve"> increases on all five datasets, confirming </w:t>
+        <w:t xml:space="preserve"> increases on all five datasets, suggesting that </w:t>
       </w:r>
       <m:oMath>
         <m:r>
@@ -7401,7 +7401,7 @@
           <w:rFonts w:ascii="Times New Roman" w:hAnsi="Times New Roman" w:cs="Times New Roman" w:eastAsia="Times New Roman"/>
           <w:sz w:val="17"/>
         </w:rPr>
-        <w:t xml:space="preserve"> is not a fragile choice.</w:t>
+        <w:t xml:space="preserve"> is not highly sensitive over the tested range.</w:t>
       </w:r>
     </w:p>
     <w:p>
@@ -7437,7 +7437,7 @@
           <w:i w:val="0"/>
           <w:sz w:val="22"/>
         </w:rPr>
-        <w:t>RQ4 asks how robust the mechanism is across classifiers, relevance priors, and dataset dimensionalities; this subsection and Table 7 answer it directly. Table 6 compares RG-SCSO across the full 18-dataset benchmark against five classical filter, embedded, and wrapper selectors, mutual-information thresholding, mRMR, ReliefF, LASSO, and sequential forward selection, and a Concrete-Autoencoder deep feature selector, under the identical stratified 5-fold KNN evaluator. RG-SCSO attains the best accuracy of all methods on 12 of 18 datasets. Across the benchmark it is significantly more accurate (Holm-corrected Wilcoxon signed-rank over the 18 datasets) than mutual-information thresholding, sequential forward selection, mRMR, and LASSO (all Holm p &lt; 0.05); the one classical selector it does not significantly beat is ReliefF, which it still leads on 13 of 18 datasets (p = 0.20). The Concrete-Autoencoder baseline, matched to RG-SCSO's per-dataset subset size, is the weakest selector on the small-sample datasets tested, consistent with deep reconstruction objectives needing far more than the 50-455 training instances these benchmarks provide. The exceptions to RG-SCSO's lead are informative and concentrated: on the two gene-expression (p &gt;&gt; n) datasets a classical LASSO baseline attains higher accuracy with far fewer features on both Leukemia (99.8% at 23 features vs. RG-SCSO's 98.6% at 940) and ColonCancer (95.7% at 64 vs. 88.1% at 563), with mRMR competitive on both; and on four combinatorial or categorical datasets (TicTacToe, M-of-n, KrVsKpEW, WaveformEW) a classical method edges it by at most 1.7 accuracy points. RG-SCSO's advantage is thus broad but not universal: clearest on datasets without extreme p &gt;&gt; n structure, where on ultra-high-dimensional gene-expression data a computationally far cheaper embedded method such as LASSO is a strong, arguably preferable, alternative. A remaining question is whether this parsimony mechanism is an artifact of the KNN wrapper used throughout; Table 7 answers it directly, extending the same relevance-guided search to SVM and Random Forest wrappers. The advantage over a no-prior baseline is not a KNN artifact, though it is a more consistent parsimony gain than an accuracy one under Random Forest specifically, and the ReliefF-prior degradation already established above reproduces under every wrapper tested.</w:t>
+        <w:t>RQ4 asks how robust the mechanism is across classifiers, relevance priors, and dataset dimensionalities; this subsection and Table 7 answer it directly. Table 6 compares RG-SCSO across the full 18-dataset benchmark against five classical filter, embedded, and wrapper selectors, mutual-information thresholding, mRMR, ReliefF, LASSO, and sequential forward selection, and a Concrete-Autoencoder deep feature selector, all under one common in-sample stratified 5-fold cross-validation evaluator on the full dataset. These are therefore in-sample cross-validated accuracies, the same optimistic protocol as the in-sample ranking (Table 3), an upper bound rather than the independent outer-hold-out estimates of Table 2; the two sets of numbers answer different questions and are not directly comparable, so this comparison holds the evaluator fixed across methods rather than re-stating the generalization claim. Under this common in-sample protocol, RG-SCSO attains the best accuracy of all methods on 12 of 18 datasets. Across the benchmark it is significantly more accurate (Holm-corrected Wilcoxon signed-rank over the 18 datasets) than mutual-information thresholding, sequential forward selection, mRMR, and LASSO (all Holm p &lt; 0.05); the one classical selector it does not significantly beat is ReliefF, which it still leads on 13 of 18 datasets (p = 0.20). The Concrete-Autoencoder baseline, matched to RG-SCSO's per-dataset subset size, is the weakest selector on the small-sample datasets tested, consistent with deep reconstruction objectives needing far more than the 50-455 training instances these benchmarks provide. The exceptions to RG-SCSO's lead are informative and concentrated: on the two gene-expression (p &gt;&gt; n) datasets a classical LASSO baseline attains higher accuracy with far fewer features on both Leukemia (99.8% at 23 features vs. RG-SCSO's 98.6% at 940) and ColonCancer (95.7% at 64 vs. 88.1% at 563), with mRMR competitive on both; and on four combinatorial or categorical datasets (TicTacToe, M-of-n, KrVsKpEW, WaveformEW) a classical method edges it by at most 1.7 accuracy points. RG-SCSO's advantage is thus broad but not universal: clearest on datasets without extreme p &gt;&gt; n structure, where on ultra-high-dimensional gene-expression data a computationally far cheaper embedded method such as LASSO is a strong, arguably preferable, alternative. A remaining question is whether this parsimony mechanism is an artifact of the KNN wrapper used throughout; Table 7 answers it directly, extending the same relevance-guided search to SVM and Random Forest wrappers. The advantage over a no-prior baseline is not a KNN artifact, though it is a more consistent parsimony gain than an accuracy one under Random Forest specifically, and the ReliefF-prior degradation already established above reproduces under every wrapper tested. The robustness is therefore conditional: behaviour across classifier wrappers is relatively consistent, whereas the parsimony benefit is sensitive to the relevance prior.</w:t>
       </w:r>
     </w:p>
     <w:p>
@@ -9709,7 +9709,7 @@
           <w:rFonts w:ascii="Times New Roman" w:hAnsi="Times New Roman" w:cs="Times New Roman" w:eastAsia="Times New Roman"/>
           <w:sz w:val="18"/>
         </w:rPr>
-        <w:t>Table 6 Full 18-dataset comparison of RG-SCSO against five classical filter/embedded/wrapper selectors and a Concrete-Autoencoder deep feature selector (CAE); accuracy with mean selected-feature count in parentheses, 30 runs, identical stratified 5-fold KNN evaluator, bold = best accuracy per dataset. RG-SCSO has the best accuracy of all methods on 12 of 18 datasets and is significantly more accurate (Holm-corrected Wilcoxon over the 18 datasets) than MI-thresholding, SFS, mRMR, and LASSO; the one classical method it does not significantly beat is ReliefF (RG better on 13/18, p=0.2). The CAE, matched to RG-SCSO's per-dataset subset size, is the weakest selector on these small-sample datasets. LASSO and mRMR lead on the two gene-expression (p &gt;&gt; n) sets.</w:t>
+        <w:t>Table 6 Full 18-dataset comparison of RG-SCSO against five classical filter/embedded/wrapper selectors and a Concrete-Autoencoder deep feature selector (CAE); accuracy with mean selected-feature count in parentheses, 30 runs, under one common in-sample evaluator (stratified 5-fold cross-validation on the full dataset, KNN) throughout; these are in-sample cross-validated accuracies, not the independent held-out accuracies of Table 2, and the two are not directly comparable; bold = best accuracy per dataset. Under this common in-sample protocol RG-SCSO has the best accuracy of all methods on 12 of 18 datasets and is significantly more accurate (Holm-corrected Wilcoxon over the 18 datasets) than MI-thresholding, SFS, mRMR, and LASSO; the one classical method it does not significantly beat is ReliefF (RG better on 13/18, p=0.2). The CAE, matched to RG-SCSO's per-dataset subset size, is the weakest selector on these small-sample datasets. LASSO and mRMR lead on the two gene-expression (p &gt;&gt; n) sets.</w:t>
       </w:r>
     </w:p>
     <w:p>
@@ -10410,7 +10410,7 @@
           <w:i w:val="0"/>
           <w:sz w:val="22"/>
         </w:rPr>
-        <w:t>These results trace washout, a concrete failure mode of transfer-function-based binary feature selection, to its source, and cure it by moving the relevance signal directly inside the binarization operator rather than upstream of it in the objective or the initialization. The formal result motivating this design (Methods) is a diagnostic bound: it explains why continuous-space enhancements fail at the binarization boundary, but it is not a convergence guarantee for RG-SCSO itself. The underlying recipe, a filter prior coupled to a wrapper search with memetic refinement, is a known combination in the feature-selection literature. What is new is the injection point, together with a stringent evaluation protocol: budget-matching, a leak-free hold-out, cross-classifier and cross-prior robustness, and an explicit exploration-safety diagnostic. We report parsimony, not raw accuracy, as the transferable outcome of this choice.</w:t>
+        <w:t>These results provide evidence that washout, a concrete failure mode of transfer-function-based binary feature selection, can arise at the binarization boundary, and motivate addressing it by moving the relevance signal directly inside the binarization operator rather than upstream of it in the objective or the initialization. The formal result motivating this design (Methods) is a diagnostic bound: it explains why continuous-space enhancements fail at the binarization boundary, but it is not a convergence guarantee for RG-SCSO itself. The underlying recipe, a filter prior coupled to a wrapper search with memetic refinement, is a known combination in the feature-selection literature. What is new is the injection point, together with a stringent evaluation protocol: budget-matching, a leak-free hold-out, cross-classifier robustness and cross-prior sensitivity, and an explicit exploration-safety diagnostic. We report parsimony, not raw accuracy, as the transferable outcome of this choice.</w:t>
       </w:r>
     </w:p>
     <w:p>
@@ -10664,7 +10664,7 @@
           <w:i w:val="0"/>
           <w:sz w:val="22"/>
         </w:rPr>
-        <w:t>The results support RG-SCSO as a relevance-guided binary feature-selection method whose primary advantage is improved subset parsimony with competitive predictive performance under the tested conditions: across 18 benchmark datasets it selects the second-smallest feature subsets of any method evaluated, trailing only COA, while attaining the best mean held-out accuracy among all seven algorithms compared, under a fixed, fixed-budget, leak-free evaluation protocol (RQ1, RQ2).</w:t>
+        <w:t>The results support RG-SCSO as a relevance-guided binary feature-selection method whose primary advantage is improved subset parsimony with competitive predictive performance under the tested conditions: across 18 benchmark datasets it selects the second-smallest feature subsets among the seven algorithms evaluated, trailing only COA, while attaining the best mean held-out accuracy in that comparison, under a nominal fixed-budget, leak-free evaluation protocol (RQ1, RQ2).</w:t>
       </w:r>
     </w:p>
     <w:p>
@@ -10760,7 +10760,24 @@
           <w:i w:val="0"/>
           <w:sz w:val="22"/>
         </w:rPr>
-        <w:t>, and the memetic budget K) that this paper shows are not fragile choices; its main practical payoff is a smaller feature subset that is cheaper to store and can lower downstream feature-processing cost wherever feature acquisition and preprocessing scale with dimensionality, at accuracy that matches or exceeds the swarm-based selectors it was compared against.</w:t>
+        <w:t xml:space="preserve">, and the memetic budget K) that show limited sensitivity over the tested ranges, although </w:t>
+      </w:r>
+      <m:oMath>
+        <m:r>
+          <w:rPr>
+            <w:sz w:val="22"/>
+            <w:szCs w:val="22"/>
+          </w:rPr>
+          <m:t xml:space="preserve">τ</m:t>
+        </m:r>
+      </m:oMath>
+      <w:r>
+        <w:rPr>
+          <w:rFonts w:ascii="Times New Roman" w:hAnsi="Times New Roman" w:cs="Times New Roman" w:eastAsia="Times New Roman"/>
+          <w:i w:val="0"/>
+          <w:sz w:val="22"/>
+        </w:rPr>
+        <w:t xml:space="preserve"> is not uniformly optimal; its main practical payoff is a smaller feature subset that is cheaper to store and can lower downstream feature-processing cost wherever feature acquisition and preprocessing scale with dimensionality, at accuracy that matches or exceeds the swarm-based selectors it was compared against.</w:t>
       </w:r>
     </w:p>
     <w:p>
@@ -20376,7 +20393,7 @@
           <w:i w:val="0"/>
           <w:sz w:val="22"/>
         </w:rPr>
-        <w:t>During the preparation of this work the authors used Claude (Anthropic), a large language model-based assistant, in order to improve the readability and language of the manuscript, and to assist with code refactoring and the formatting of tables and figures. After using this tool, the authors reviewed and edited the content as needed and take full responsibility for the content of the publication; all experimental design, implementation, results, and scientific claims are the authors' own.</w:t>
+        <w:t>During the preparation of this work the authors used a generative AI-assisted tool in order to improve the readability and language of the manuscript. After using this tool, the authors reviewed and edited the content as needed and take full responsibility for the content of the publication; all experimental design, implementation, results, and scientific claims are the authors' own.</w:t>
       </w:r>
     </w:p>
     <w:p>

--- a/RG-SCSO_ASOC.docx
+++ b/RG-SCSO_ASOC.docx
@@ -20418,7 +20418,7 @@
           <w:i w:val="0"/>
           <w:sz w:val="22"/>
         </w:rPr>
-        <w:t>The datasets analysed in this study are publicly available benchmarks (UCI and standard microarray sets); Supplementary Table S1 lists each source. The source code, the locked pre-specification, the per-run seeds, a complete hyperparameter table, a pinned dependency list (requirements.txt), an MIT LICENSE, and the raw per-run results are available for review in an anonymized repository (https://anonymous.4open.science/r/RG-SCSO) at the manuscript's release commit, and will be deposited in a public, citable repository with a permanent Zenodo DOI upon acceptance. With the pinned dependencies (requirements.txt, Python 3.10) and the per-run seeds, the tables and figures can be regenerated from the released raw results, and the experiments re-run deterministically.</w:t>
+        <w:t>The datasets analysed in this study are publicly available benchmarks (UCI and standard microarray sets); Supplementary Table S1 lists each source. The source code, the locked pre-specification, the per-run seeds, a complete hyperparameter table, a pinned dependency list (requirements.txt), an MIT LICENSE, and the raw per-run results are publicly available in the project repository (https://github.com/zstarrynight1/RG-SCSO) at the manuscript's release commit, and will be archived in a public, citable repository with a permanent Zenodo DOI upon acceptance. With the pinned dependencies (requirements.txt, Python 3.10) and the per-run seeds, the tables and figures can be regenerated from the released raw results, and the experiments re-run deterministically.</w:t>
       </w:r>
     </w:p>
     <w:p>
